--- a/docs/no-mco-no-fine-tuning.docx
+++ b/docs/no-mco-no-fine-tuning.docx
@@ -518,55 +518,91 @@
           <w:tcPr>
             <w:tcW w:w="1283" w:type="dxa"/>
           </w:tcPr>
-          <w:p/>
+          <w:p>
+            <w:r>
+              <w:t>78.13</w:t>
+            </w:r>
+          </w:p>
         </w:tc>
         <w:tc>
           <w:tcPr>
             <w:tcW w:w="1183" w:type="dxa"/>
           </w:tcPr>
-          <w:p/>
+          <w:p>
+            <w:r>
+              <w:t>6.71</w:t>
+            </w:r>
+          </w:p>
         </w:tc>
         <w:tc>
           <w:tcPr>
             <w:tcW w:w="1207" w:type="dxa"/>
           </w:tcPr>
-          <w:p/>
+          <w:p>
+            <w:r>
+              <w:t>6.18</w:t>
+            </w:r>
+          </w:p>
         </w:tc>
         <w:tc>
           <w:tcPr>
             <w:tcW w:w="1240" w:type="dxa"/>
           </w:tcPr>
-          <w:p/>
-        </w:tc>
-        <w:tc>
-          <w:tcPr>
-            <w:tcW w:w="1390" w:type="dxa"/>
-          </w:tcPr>
-          <w:p/>
-        </w:tc>
-        <w:tc>
-          <w:tcPr>
-            <w:tcW w:w="1390" w:type="dxa"/>
-          </w:tcPr>
-          <w:p/>
+          <w:p>
+            <w:r>
+              <w:t>8.98</w:t>
+            </w:r>
+          </w:p>
+        </w:tc>
+        <w:tc>
+          <w:tcPr>
+            <w:tcW w:w="1390" w:type="dxa"/>
+          </w:tcPr>
+          <w:p>
+            <w:r>
+              <w:t>77,719</w:t>
+            </w:r>
+          </w:p>
+        </w:tc>
+        <w:tc>
+          <w:tcPr>
+            <w:tcW w:w="1390" w:type="dxa"/>
+          </w:tcPr>
+          <w:p>
+            <w:r>
+              <w:t>112,801</w:t>
+            </w:r>
+          </w:p>
         </w:tc>
         <w:tc>
           <w:tcPr>
             <w:tcW w:w="1154" w:type="dxa"/>
           </w:tcPr>
-          <w:p/>
+          <w:p>
+            <w:r>
+              <w:t>0.7602</w:t>
+            </w:r>
+          </w:p>
         </w:tc>
         <w:tc>
           <w:tcPr>
             <w:tcW w:w="1545" w:type="dxa"/>
           </w:tcPr>
-          <w:p/>
+          <w:p>
+            <w:r>
+              <w:t>+43.30</w:t>
+            </w:r>
+          </w:p>
         </w:tc>
         <w:tc>
           <w:tcPr>
             <w:tcW w:w="2060" w:type="dxa"/>
           </w:tcPr>
-          <w:p/>
+          <w:p>
+            <w:r>
+              <w:t>+14.19</w:t>
+            </w:r>
+          </w:p>
         </w:tc>
       </w:tr>
       <w:tr>
@@ -584,55 +620,91 @@
           <w:tcPr>
             <w:tcW w:w="1283" w:type="dxa"/>
           </w:tcPr>
-          <w:p/>
+          <w:p>
+            <w:r>
+              <w:t>79.04</w:t>
+            </w:r>
+          </w:p>
         </w:tc>
         <w:tc>
           <w:tcPr>
             <w:tcW w:w="1183" w:type="dxa"/>
           </w:tcPr>
-          <w:p/>
+          <w:p>
+            <w:r>
+              <w:t>6.52</w:t>
+            </w:r>
+          </w:p>
         </w:tc>
         <w:tc>
           <w:tcPr>
             <w:tcW w:w="1207" w:type="dxa"/>
           </w:tcPr>
-          <w:p/>
+          <w:p>
+            <w:r>
+              <w:t>5.77</w:t>
+            </w:r>
+          </w:p>
         </w:tc>
         <w:tc>
           <w:tcPr>
             <w:tcW w:w="1240" w:type="dxa"/>
           </w:tcPr>
-          <w:p/>
-        </w:tc>
-        <w:tc>
-          <w:tcPr>
-            <w:tcW w:w="1390" w:type="dxa"/>
-          </w:tcPr>
-          <w:p/>
-        </w:tc>
-        <w:tc>
-          <w:tcPr>
-            <w:tcW w:w="1390" w:type="dxa"/>
-          </w:tcPr>
-          <w:p/>
+          <w:p>
+            <w:r>
+              <w:t>8.67</w:t>
+            </w:r>
+          </w:p>
+        </w:tc>
+        <w:tc>
+          <w:tcPr>
+            <w:tcW w:w="1390" w:type="dxa"/>
+          </w:tcPr>
+          <w:p>
+            <w:r>
+              <w:t>72,460</w:t>
+            </w:r>
+          </w:p>
+        </w:tc>
+        <w:tc>
+          <w:tcPr>
+            <w:tcW w:w="1390" w:type="dxa"/>
+          </w:tcPr>
+          <w:p>
+            <w:r>
+              <w:t>109,007</w:t>
+            </w:r>
+          </w:p>
         </w:tc>
         <w:tc>
           <w:tcPr>
             <w:tcW w:w="1154" w:type="dxa"/>
           </w:tcPr>
-          <w:p/>
+          <w:p>
+            <w:r>
+              <w:t>0.7761</w:t>
+            </w:r>
+          </w:p>
         </w:tc>
         <w:tc>
           <w:tcPr>
             <w:tcW w:w="1545" w:type="dxa"/>
           </w:tcPr>
-          <w:p/>
+          <w:p>
+            <w:r>
+              <w:t>+44.21</w:t>
+            </w:r>
+          </w:p>
         </w:tc>
         <w:tc>
           <w:tcPr>
             <w:tcW w:w="2060" w:type="dxa"/>
           </w:tcPr>
-          <w:p/>
+          <w:p>
+            <w:r>
+              <w:t>+14.38</w:t>
+            </w:r>
+          </w:p>
         </w:tc>
       </w:tr>
       <w:tr>
@@ -650,55 +722,91 @@
           <w:tcPr>
             <w:tcW w:w="1283" w:type="dxa"/>
           </w:tcPr>
-          <w:p/>
+          <w:p>
+            <w:r>
+              <w:t>77.64</w:t>
+            </w:r>
+          </w:p>
         </w:tc>
         <w:tc>
           <w:tcPr>
             <w:tcW w:w="1183" w:type="dxa"/>
           </w:tcPr>
-          <w:p/>
+          <w:p>
+            <w:r>
+              <w:t>6.92</w:t>
+            </w:r>
+          </w:p>
         </w:tc>
         <w:tc>
           <w:tcPr>
             <w:tcW w:w="1207" w:type="dxa"/>
           </w:tcPr>
-          <w:p/>
+          <w:p>
+            <w:r>
+              <w:t>6.32</w:t>
+            </w:r>
+          </w:p>
         </w:tc>
         <w:tc>
           <w:tcPr>
             <w:tcW w:w="1240" w:type="dxa"/>
           </w:tcPr>
-          <w:p/>
-        </w:tc>
-        <w:tc>
-          <w:tcPr>
-            <w:tcW w:w="1390" w:type="dxa"/>
-          </w:tcPr>
-          <w:p/>
-        </w:tc>
-        <w:tc>
-          <w:tcPr>
-            <w:tcW w:w="1390" w:type="dxa"/>
-          </w:tcPr>
-          <w:p/>
+          <w:p>
+            <w:r>
+              <w:t>9.12</w:t>
+            </w:r>
+          </w:p>
+        </w:tc>
+        <w:tc>
+          <w:tcPr>
+            <w:tcW w:w="1390" w:type="dxa"/>
+          </w:tcPr>
+          <w:p>
+            <w:r>
+              <w:t>79,375</w:t>
+            </w:r>
+          </w:p>
+        </w:tc>
+        <w:tc>
+          <w:tcPr>
+            <w:tcW w:w="1390" w:type="dxa"/>
+          </w:tcPr>
+          <w:p>
+            <w:r>
+              <w:t>114,632</w:t>
+            </w:r>
+          </w:p>
         </w:tc>
         <w:tc>
           <w:tcPr>
             <w:tcW w:w="1154" w:type="dxa"/>
           </w:tcPr>
-          <w:p/>
+          <w:p>
+            <w:r>
+              <w:t>0.7523</w:t>
+            </w:r>
+          </w:p>
         </w:tc>
         <w:tc>
           <w:tcPr>
             <w:tcW w:w="1545" w:type="dxa"/>
           </w:tcPr>
-          <w:p/>
+          <w:p>
+            <w:r>
+              <w:t>+42.81</w:t>
+            </w:r>
+          </w:p>
         </w:tc>
         <w:tc>
           <w:tcPr>
             <w:tcW w:w="2060" w:type="dxa"/>
           </w:tcPr>
-          <w:p/>
+          <w:p>
+            <w:r>
+              <w:t>+13.98</w:t>
+            </w:r>
+          </w:p>
         </w:tc>
       </w:tr>
       <w:tr>
@@ -716,55 +824,91 @@
           <w:tcPr>
             <w:tcW w:w="1283" w:type="dxa"/>
           </w:tcPr>
-          <w:p/>
+          <w:p>
+            <w:r>
+              <w:t>74.78</w:t>
+            </w:r>
+          </w:p>
         </w:tc>
         <w:tc>
           <w:tcPr>
             <w:tcW w:w="1183" w:type="dxa"/>
           </w:tcPr>
-          <w:p/>
+          <w:p>
+            <w:r>
+              <w:t>8.01</w:t>
+            </w:r>
+          </w:p>
         </w:tc>
         <w:tc>
           <w:tcPr>
             <w:tcW w:w="1207" w:type="dxa"/>
           </w:tcPr>
-          <w:p/>
+          <w:p>
+            <w:r>
+              <w:t>7.46</w:t>
+            </w:r>
+          </w:p>
         </w:tc>
         <w:tc>
           <w:tcPr>
             <w:tcW w:w="1240" w:type="dxa"/>
           </w:tcPr>
-          <w:p/>
-        </w:tc>
-        <w:tc>
-          <w:tcPr>
-            <w:tcW w:w="1390" w:type="dxa"/>
-          </w:tcPr>
-          <w:p/>
-        </w:tc>
-        <w:tc>
-          <w:tcPr>
-            <w:tcW w:w="1390" w:type="dxa"/>
-          </w:tcPr>
-          <w:p/>
+          <w:p>
+            <w:r>
+              <w:t>9.75</w:t>
+            </w:r>
+          </w:p>
+        </w:tc>
+        <w:tc>
+          <w:tcPr>
+            <w:tcW w:w="1390" w:type="dxa"/>
+          </w:tcPr>
+          <w:p>
+            <w:r>
+              <w:t>93,780</w:t>
+            </w:r>
+          </w:p>
+        </w:tc>
+        <w:tc>
+          <w:tcPr>
+            <w:tcW w:w="1390" w:type="dxa"/>
+          </w:tcPr>
+          <w:p>
+            <w:r>
+              <w:t>122,536</w:t>
+            </w:r>
+          </w:p>
         </w:tc>
         <w:tc>
           <w:tcPr>
             <w:tcW w:w="1154" w:type="dxa"/>
           </w:tcPr>
-          <w:p/>
+          <w:p>
+            <w:r>
+              <w:t>0.7170</w:t>
+            </w:r>
+          </w:p>
         </w:tc>
         <w:tc>
           <w:tcPr>
             <w:tcW w:w="1545" w:type="dxa"/>
           </w:tcPr>
-          <w:p/>
+          <w:p>
+            <w:r>
+              <w:t>+39.94</w:t>
+            </w:r>
+          </w:p>
         </w:tc>
         <w:tc>
           <w:tcPr>
             <w:tcW w:w="2060" w:type="dxa"/>
           </w:tcPr>
-          <w:p/>
+          <w:p>
+            <w:r>
+              <w:t>+12.89</w:t>
+            </w:r>
+          </w:p>
         </w:tc>
       </w:tr>
       <w:tr>
@@ -782,55 +926,91 @@
           <w:tcPr>
             <w:tcW w:w="1283" w:type="dxa"/>
           </w:tcPr>
-          <w:p/>
+          <w:p>
+            <w:r>
+              <w:t>75.36</w:t>
+            </w:r>
+          </w:p>
         </w:tc>
         <w:tc>
           <w:tcPr>
             <w:tcW w:w="1183" w:type="dxa"/>
           </w:tcPr>
-          <w:p/>
+          <w:p>
+            <w:r>
+              <w:t>7.77</w:t>
+            </w:r>
+          </w:p>
         </w:tc>
         <w:tc>
           <w:tcPr>
             <w:tcW w:w="1207" w:type="dxa"/>
           </w:tcPr>
-          <w:p/>
+          <w:p>
+            <w:r>
+              <w:t>7.19</w:t>
+            </w:r>
+          </w:p>
         </w:tc>
         <w:tc>
           <w:tcPr>
             <w:tcW w:w="1240" w:type="dxa"/>
           </w:tcPr>
-          <w:p/>
-        </w:tc>
-        <w:tc>
-          <w:tcPr>
-            <w:tcW w:w="1390" w:type="dxa"/>
-          </w:tcPr>
-          <w:p/>
-        </w:tc>
-        <w:tc>
-          <w:tcPr>
-            <w:tcW w:w="1390" w:type="dxa"/>
-          </w:tcPr>
-          <w:p/>
+          <w:p>
+            <w:r>
+              <w:t>9.68</w:t>
+            </w:r>
+          </w:p>
+        </w:tc>
+        <w:tc>
+          <w:tcPr>
+            <w:tcW w:w="1390" w:type="dxa"/>
+          </w:tcPr>
+          <w:p>
+            <w:r>
+              <w:t>90,356</w:t>
+            </w:r>
+          </w:p>
+        </w:tc>
+        <w:tc>
+          <w:tcPr>
+            <w:tcW w:w="1390" w:type="dxa"/>
+          </w:tcPr>
+          <w:p>
+            <w:r>
+              <w:t>121,639</w:t>
+            </w:r>
+          </w:p>
         </w:tc>
         <w:tc>
           <w:tcPr>
             <w:tcW w:w="1154" w:type="dxa"/>
           </w:tcPr>
-          <w:p/>
+          <w:p>
+            <w:r>
+              <w:t>0.7211</w:t>
+            </w:r>
+          </w:p>
         </w:tc>
         <w:tc>
           <w:tcPr>
             <w:tcW w:w="1545" w:type="dxa"/>
           </w:tcPr>
-          <w:p/>
+          <w:p>
+            <w:r>
+              <w:t>+40.53</w:t>
+            </w:r>
+          </w:p>
         </w:tc>
         <w:tc>
           <w:tcPr>
             <w:tcW w:w="2060" w:type="dxa"/>
           </w:tcPr>
-          <w:p/>
+          <w:p>
+            <w:r>
+              <w:t>+13.13</w:t>
+            </w:r>
+          </w:p>
         </w:tc>
       </w:tr>
       <w:tr>
@@ -848,55 +1028,91 @@
           <w:tcPr>
             <w:tcW w:w="1283" w:type="dxa"/>
           </w:tcPr>
-          <w:p/>
+          <w:p>
+            <w:r>
+              <w:t>78.18</w:t>
+            </w:r>
+          </w:p>
         </w:tc>
         <w:tc>
           <w:tcPr>
             <w:tcW w:w="1183" w:type="dxa"/>
           </w:tcPr>
-          <w:p/>
+          <w:p>
+            <w:r>
+              <w:t>6.81</w:t>
+            </w:r>
+          </w:p>
         </w:tc>
         <w:tc>
           <w:tcPr>
             <w:tcW w:w="1207" w:type="dxa"/>
           </w:tcPr>
-          <w:p/>
+          <w:p>
+            <w:r>
+              <w:t>6.12</w:t>
+            </w:r>
+          </w:p>
         </w:tc>
         <w:tc>
           <w:tcPr>
             <w:tcW w:w="1240" w:type="dxa"/>
           </w:tcPr>
-          <w:p/>
-        </w:tc>
-        <w:tc>
-          <w:tcPr>
-            <w:tcW w:w="1390" w:type="dxa"/>
-          </w:tcPr>
-          <w:p/>
-        </w:tc>
-        <w:tc>
-          <w:tcPr>
-            <w:tcW w:w="1390" w:type="dxa"/>
-          </w:tcPr>
-          <w:p/>
+          <w:p>
+            <w:r>
+              <w:t>8.89</w:t>
+            </w:r>
+          </w:p>
+        </w:tc>
+        <w:tc>
+          <w:tcPr>
+            <w:tcW w:w="1390" w:type="dxa"/>
+          </w:tcPr>
+          <w:p>
+            <w:r>
+              <w:t>76,884</w:t>
+            </w:r>
+          </w:p>
+        </w:tc>
+        <w:tc>
+          <w:tcPr>
+            <w:tcW w:w="1390" w:type="dxa"/>
+          </w:tcPr>
+          <w:p>
+            <w:r>
+              <w:t>111,782</w:t>
+            </w:r>
+          </w:p>
         </w:tc>
         <w:tc>
           <w:tcPr>
             <w:tcW w:w="1154" w:type="dxa"/>
           </w:tcPr>
-          <w:p/>
+          <w:p>
+            <w:r>
+              <w:t>0.7645</w:t>
+            </w:r>
+          </w:p>
         </w:tc>
         <w:tc>
           <w:tcPr>
             <w:tcW w:w="1545" w:type="dxa"/>
           </w:tcPr>
-          <w:p/>
+          <w:p>
+            <w:r>
+              <w:t>+43.35</w:t>
+            </w:r>
+          </w:p>
         </w:tc>
         <w:tc>
           <w:tcPr>
             <w:tcW w:w="2060" w:type="dxa"/>
           </w:tcPr>
-          <w:p/>
+          <w:p>
+            <w:r>
+              <w:t>+14.09</w:t>
+            </w:r>
+          </w:p>
         </w:tc>
       </w:tr>
       <w:tr>
@@ -914,55 +1130,91 @@
           <w:tcPr>
             <w:tcW w:w="1283" w:type="dxa"/>
           </w:tcPr>
-          <w:p/>
+          <w:p>
+            <w:r>
+              <w:t>78.01</w:t>
+            </w:r>
+          </w:p>
         </w:tc>
         <w:tc>
           <w:tcPr>
             <w:tcW w:w="1183" w:type="dxa"/>
           </w:tcPr>
-          <w:p/>
+          <w:p>
+            <w:r>
+              <w:t>6.93</w:t>
+            </w:r>
+          </w:p>
         </w:tc>
         <w:tc>
           <w:tcPr>
             <w:tcW w:w="1207" w:type="dxa"/>
           </w:tcPr>
-          <w:p/>
+          <w:p>
+            <w:r>
+              <w:t>6.27</w:t>
+            </w:r>
+          </w:p>
         </w:tc>
         <w:tc>
           <w:tcPr>
             <w:tcW w:w="1240" w:type="dxa"/>
           </w:tcPr>
-          <w:p/>
-        </w:tc>
-        <w:tc>
-          <w:tcPr>
-            <w:tcW w:w="1390" w:type="dxa"/>
-          </w:tcPr>
-          <w:p/>
-        </w:tc>
-        <w:tc>
-          <w:tcPr>
-            <w:tcW w:w="1390" w:type="dxa"/>
-          </w:tcPr>
-          <w:p/>
+          <w:p>
+            <w:r>
+              <w:t>8.79</w:t>
+            </w:r>
+          </w:p>
+        </w:tc>
+        <w:tc>
+          <w:tcPr>
+            <w:tcW w:w="1390" w:type="dxa"/>
+          </w:tcPr>
+          <w:p>
+            <w:r>
+              <w:t>78,779</w:t>
+            </w:r>
+          </w:p>
+        </w:tc>
+        <w:tc>
+          <w:tcPr>
+            <w:tcW w:w="1390" w:type="dxa"/>
+          </w:tcPr>
+          <w:p>
+            <w:r>
+              <w:t>110,453</w:t>
+            </w:r>
+          </w:p>
         </w:tc>
         <w:tc>
           <w:tcPr>
             <w:tcW w:w="1154" w:type="dxa"/>
           </w:tcPr>
-          <w:p/>
+          <w:p>
+            <w:r>
+              <w:t>0.7701</w:t>
+            </w:r>
+          </w:p>
         </w:tc>
         <w:tc>
           <w:tcPr>
             <w:tcW w:w="1545" w:type="dxa"/>
           </w:tcPr>
-          <w:p/>
+          <w:p>
+            <w:r>
+              <w:t>+43.18</w:t>
+            </w:r>
+          </w:p>
         </w:tc>
         <w:tc>
           <w:tcPr>
             <w:tcW w:w="2060" w:type="dxa"/>
           </w:tcPr>
-          <w:p/>
+          <w:p>
+            <w:r>
+              <w:t>+13.97</w:t>
+            </w:r>
+          </w:p>
         </w:tc>
       </w:tr>
     </w:tbl>
@@ -1457,55 +1709,91 @@
           <w:tcPr>
             <w:tcW w:w="1283" w:type="dxa"/>
           </w:tcPr>
-          <w:p/>
+          <w:p>
+            <w:r>
+              <w:t>77.44</w:t>
+            </w:r>
+          </w:p>
         </w:tc>
         <w:tc>
           <w:tcPr>
             <w:tcW w:w="1183" w:type="dxa"/>
           </w:tcPr>
-          <w:p/>
+          <w:p>
+            <w:r>
+              <w:t>6.99</w:t>
+            </w:r>
+          </w:p>
         </w:tc>
         <w:tc>
           <w:tcPr>
             <w:tcW w:w="1207" w:type="dxa"/>
           </w:tcPr>
-          <w:p/>
+          <w:p>
+            <w:r>
+              <w:t>6.46</w:t>
+            </w:r>
+          </w:p>
         </w:tc>
         <w:tc>
           <w:tcPr>
             <w:tcW w:w="1240" w:type="dxa"/>
           </w:tcPr>
-          <w:p/>
-        </w:tc>
-        <w:tc>
-          <w:tcPr>
-            <w:tcW w:w="1390" w:type="dxa"/>
-          </w:tcPr>
-          <w:p/>
-        </w:tc>
-        <w:tc>
-          <w:tcPr>
-            <w:tcW w:w="1390" w:type="dxa"/>
-          </w:tcPr>
-          <w:p/>
+          <w:p>
+            <w:r>
+              <w:t>9.11</w:t>
+            </w:r>
+          </w:p>
+        </w:tc>
+        <w:tc>
+          <w:tcPr>
+            <w:tcW w:w="1390" w:type="dxa"/>
+          </w:tcPr>
+          <w:p>
+            <w:r>
+              <w:t>81,203</w:t>
+            </w:r>
+          </w:p>
+        </w:tc>
+        <w:tc>
+          <w:tcPr>
+            <w:tcW w:w="1390" w:type="dxa"/>
+          </w:tcPr>
+          <w:p>
+            <w:r>
+              <w:t>114,496</w:t>
+            </w:r>
+          </w:p>
         </w:tc>
         <w:tc>
           <w:tcPr>
             <w:tcW w:w="1154" w:type="dxa"/>
           </w:tcPr>
-          <w:p/>
+          <w:p>
+            <w:r>
+              <w:t>0.7529</w:t>
+            </w:r>
+          </w:p>
         </w:tc>
         <w:tc>
           <w:tcPr>
             <w:tcW w:w="1545" w:type="dxa"/>
           </w:tcPr>
-          <w:p/>
+          <w:p>
+            <w:r>
+              <w:t>+42.61</w:t>
+            </w:r>
+          </w:p>
         </w:tc>
         <w:tc>
           <w:tcPr>
             <w:tcW w:w="2060" w:type="dxa"/>
           </w:tcPr>
-          <w:p/>
+          <w:p>
+            <w:r>
+              <w:t>+13.91</w:t>
+            </w:r>
+          </w:p>
         </w:tc>
       </w:tr>
       <w:tr>
@@ -1523,55 +1811,91 @@
           <w:tcPr>
             <w:tcW w:w="1283" w:type="dxa"/>
           </w:tcPr>
-          <w:p/>
+          <w:p>
+            <w:r>
+              <w:t>73.33</w:t>
+            </w:r>
+          </w:p>
         </w:tc>
         <w:tc>
           <w:tcPr>
             <w:tcW w:w="1183" w:type="dxa"/>
           </w:tcPr>
-          <w:p/>
+          <w:p>
+            <w:r>
+              <w:t>8.60</w:t>
+            </w:r>
+          </w:p>
         </w:tc>
         <w:tc>
           <w:tcPr>
             <w:tcW w:w="1207" w:type="dxa"/>
           </w:tcPr>
-          <w:p/>
+          <w:p>
+            <w:r>
+              <w:t>7.77</w:t>
+            </w:r>
+          </w:p>
         </w:tc>
         <w:tc>
           <w:tcPr>
             <w:tcW w:w="1240" w:type="dxa"/>
           </w:tcPr>
-          <w:p/>
-        </w:tc>
-        <w:tc>
-          <w:tcPr>
-            <w:tcW w:w="1390" w:type="dxa"/>
-          </w:tcPr>
-          <w:p/>
-        </w:tc>
-        <w:tc>
-          <w:tcPr>
-            <w:tcW w:w="1390" w:type="dxa"/>
-          </w:tcPr>
-          <w:p/>
+          <w:p>
+            <w:r>
+              <w:t>10.30</w:t>
+            </w:r>
+          </w:p>
+        </w:tc>
+        <w:tc>
+          <w:tcPr>
+            <w:tcW w:w="1390" w:type="dxa"/>
+          </w:tcPr>
+          <w:p>
+            <w:r>
+              <w:t>97,689</w:t>
+            </w:r>
+          </w:p>
+        </w:tc>
+        <w:tc>
+          <w:tcPr>
+            <w:tcW w:w="1390" w:type="dxa"/>
+          </w:tcPr>
+          <w:p>
+            <w:r>
+              <w:t>129,451</w:t>
+            </w:r>
+          </w:p>
         </w:tc>
         <w:tc>
           <w:tcPr>
             <w:tcW w:w="1154" w:type="dxa"/>
           </w:tcPr>
-          <w:p/>
+          <w:p>
+            <w:r>
+              <w:t>0.6842</w:t>
+            </w:r>
+          </w:p>
         </w:tc>
         <w:tc>
           <w:tcPr>
             <w:tcW w:w="1545" w:type="dxa"/>
           </w:tcPr>
-          <w:p/>
+          <w:p>
+            <w:r>
+              <w:t>+38.50</w:t>
+            </w:r>
+          </w:p>
         </w:tc>
         <w:tc>
           <w:tcPr>
             <w:tcW w:w="2060" w:type="dxa"/>
           </w:tcPr>
-          <w:p/>
+          <w:p>
+            <w:r>
+              <w:t>+12.30</w:t>
+            </w:r>
+          </w:p>
         </w:tc>
       </w:tr>
       <w:tr>
@@ -1589,55 +1913,91 @@
           <w:tcPr>
             <w:tcW w:w="1283" w:type="dxa"/>
           </w:tcPr>
-          <w:p/>
+          <w:p>
+            <w:r>
+              <w:t>75.89</w:t>
+            </w:r>
+          </w:p>
         </w:tc>
         <w:tc>
           <w:tcPr>
             <w:tcW w:w="1183" w:type="dxa"/>
           </w:tcPr>
-          <w:p/>
+          <w:p>
+            <w:r>
+              <w:t>7.58</w:t>
+            </w:r>
+          </w:p>
         </w:tc>
         <w:tc>
           <w:tcPr>
             <w:tcW w:w="1207" w:type="dxa"/>
           </w:tcPr>
-          <w:p/>
+          <w:p>
+            <w:r>
+              <w:t>6.86</w:t>
+            </w:r>
+          </w:p>
         </w:tc>
         <w:tc>
           <w:tcPr>
             <w:tcW w:w="1240" w:type="dxa"/>
           </w:tcPr>
-          <w:p/>
-        </w:tc>
-        <w:tc>
-          <w:tcPr>
-            <w:tcW w:w="1390" w:type="dxa"/>
-          </w:tcPr>
-          <w:p/>
-        </w:tc>
-        <w:tc>
-          <w:tcPr>
-            <w:tcW w:w="1390" w:type="dxa"/>
-          </w:tcPr>
-          <w:p/>
+          <w:p>
+            <w:r>
+              <w:t>9.66</w:t>
+            </w:r>
+          </w:p>
+        </w:tc>
+        <w:tc>
+          <w:tcPr>
+            <w:tcW w:w="1390" w:type="dxa"/>
+          </w:tcPr>
+          <w:p>
+            <w:r>
+              <w:t>86,240</w:t>
+            </w:r>
+          </w:p>
+        </w:tc>
+        <w:tc>
+          <w:tcPr>
+            <w:tcW w:w="1390" w:type="dxa"/>
+          </w:tcPr>
+          <w:p>
+            <w:r>
+              <w:t>121,428</w:t>
+            </w:r>
+          </w:p>
         </w:tc>
         <w:tc>
           <w:tcPr>
             <w:tcW w:w="1154" w:type="dxa"/>
           </w:tcPr>
-          <w:p/>
+          <w:p>
+            <w:r>
+              <w:t>0.7221</w:t>
+            </w:r>
+          </w:p>
         </w:tc>
         <w:tc>
           <w:tcPr>
             <w:tcW w:w="1545" w:type="dxa"/>
           </w:tcPr>
-          <w:p/>
+          <w:p>
+            <w:r>
+              <w:t>+41.06</w:t>
+            </w:r>
+          </w:p>
         </w:tc>
         <w:tc>
           <w:tcPr>
             <w:tcW w:w="2060" w:type="dxa"/>
           </w:tcPr>
-          <w:p/>
+          <w:p>
+            <w:r>
+              <w:t>+13.32</w:t>
+            </w:r>
+          </w:p>
         </w:tc>
       </w:tr>
       <w:tr>
@@ -1655,55 +2015,91 @@
           <w:tcPr>
             <w:tcW w:w="1283" w:type="dxa"/>
           </w:tcPr>
-          <w:p/>
+          <w:p>
+            <w:r>
+              <w:t>77.62</w:t>
+            </w:r>
+          </w:p>
         </w:tc>
         <w:tc>
           <w:tcPr>
             <w:tcW w:w="1183" w:type="dxa"/>
           </w:tcPr>
-          <w:p/>
+          <w:p>
+            <w:r>
+              <w:t>7.02</w:t>
+            </w:r>
+          </w:p>
         </w:tc>
         <w:tc>
           <w:tcPr>
             <w:tcW w:w="1207" w:type="dxa"/>
           </w:tcPr>
-          <w:p/>
+          <w:p>
+            <w:r>
+              <w:t>6.47</w:t>
+            </w:r>
+          </w:p>
         </w:tc>
         <w:tc>
           <w:tcPr>
             <w:tcW w:w="1240" w:type="dxa"/>
           </w:tcPr>
-          <w:p/>
-        </w:tc>
-        <w:tc>
-          <w:tcPr>
-            <w:tcW w:w="1390" w:type="dxa"/>
-          </w:tcPr>
-          <w:p/>
-        </w:tc>
-        <w:tc>
-          <w:tcPr>
-            <w:tcW w:w="1390" w:type="dxa"/>
-          </w:tcPr>
-          <w:p/>
+          <w:p>
+            <w:r>
+              <w:t>8.90</w:t>
+            </w:r>
+          </w:p>
+        </w:tc>
+        <w:tc>
+          <w:tcPr>
+            <w:tcW w:w="1390" w:type="dxa"/>
+          </w:tcPr>
+          <w:p>
+            <w:r>
+              <w:t>81,289</w:t>
+            </w:r>
+          </w:p>
+        </w:tc>
+        <w:tc>
+          <w:tcPr>
+            <w:tcW w:w="1390" w:type="dxa"/>
+          </w:tcPr>
+          <w:p>
+            <w:r>
+              <w:t>111,802</w:t>
+            </w:r>
+          </w:p>
         </w:tc>
         <w:tc>
           <w:tcPr>
             <w:tcW w:w="1154" w:type="dxa"/>
           </w:tcPr>
-          <w:p/>
+          <w:p>
+            <w:r>
+              <w:t>0.7644</w:t>
+            </w:r>
+          </w:p>
         </w:tc>
         <w:tc>
           <w:tcPr>
             <w:tcW w:w="1545" w:type="dxa"/>
           </w:tcPr>
-          <w:p/>
+          <w:p>
+            <w:r>
+              <w:t>+42.79</w:t>
+            </w:r>
+          </w:p>
         </w:tc>
         <w:tc>
           <w:tcPr>
             <w:tcW w:w="2060" w:type="dxa"/>
           </w:tcPr>
-          <w:p/>
+          <w:p>
+            <w:r>
+              <w:t>+13.88</w:t>
+            </w:r>
+          </w:p>
         </w:tc>
       </w:tr>
       <w:tr>
@@ -1721,55 +2117,91 @@
           <w:tcPr>
             <w:tcW w:w="1283" w:type="dxa"/>
           </w:tcPr>
-          <w:p/>
+          <w:p>
+            <w:r>
+              <w:t>67.75</w:t>
+            </w:r>
+          </w:p>
         </w:tc>
         <w:tc>
           <w:tcPr>
             <w:tcW w:w="1183" w:type="dxa"/>
           </w:tcPr>
-          <w:p/>
+          <w:p>
+            <w:r>
+              <w:t>10.26</w:t>
+            </w:r>
+          </w:p>
         </w:tc>
         <w:tc>
           <w:tcPr>
             <w:tcW w:w="1207" w:type="dxa"/>
           </w:tcPr>
-          <w:p/>
+          <w:p>
+            <w:r>
+              <w:t>9.98</w:t>
+            </w:r>
+          </w:p>
         </w:tc>
         <w:tc>
           <w:tcPr>
             <w:tcW w:w="1240" w:type="dxa"/>
           </w:tcPr>
-          <w:p/>
-        </w:tc>
-        <w:tc>
-          <w:tcPr>
-            <w:tcW w:w="1390" w:type="dxa"/>
-          </w:tcPr>
-          <w:p/>
-        </w:tc>
-        <w:tc>
-          <w:tcPr>
-            <w:tcW w:w="1390" w:type="dxa"/>
-          </w:tcPr>
-          <w:p/>
+          <w:p>
+            <w:r>
+              <w:t>12.01</w:t>
+            </w:r>
+          </w:p>
+        </w:tc>
+        <w:tc>
+          <w:tcPr>
+            <w:tcW w:w="1390" w:type="dxa"/>
+          </w:tcPr>
+          <w:p>
+            <w:r>
+              <w:t>125,481</w:t>
+            </w:r>
+          </w:p>
+        </w:tc>
+        <w:tc>
+          <w:tcPr>
+            <w:tcW w:w="1390" w:type="dxa"/>
+          </w:tcPr>
+          <w:p>
+            <w:r>
+              <w:t>150,877</w:t>
+            </w:r>
+          </w:p>
         </w:tc>
         <w:tc>
           <w:tcPr>
             <w:tcW w:w="1154" w:type="dxa"/>
           </w:tcPr>
-          <w:p/>
+          <w:p>
+            <w:r>
+              <w:t>0.5710</w:t>
+            </w:r>
+          </w:p>
         </w:tc>
         <w:tc>
           <w:tcPr>
             <w:tcW w:w="1545" w:type="dxa"/>
           </w:tcPr>
-          <w:p/>
+          <w:p>
+            <w:r>
+              <w:t>+32.92</w:t>
+            </w:r>
+          </w:p>
         </w:tc>
         <w:tc>
           <w:tcPr>
             <w:tcW w:w="2060" w:type="dxa"/>
           </w:tcPr>
-          <w:p/>
+          <w:p>
+            <w:r>
+              <w:t>+10.64</w:t>
+            </w:r>
+          </w:p>
         </w:tc>
       </w:tr>
     </w:tbl>
@@ -2259,55 +2691,91 @@
           <w:tcPr>
             <w:tcW w:w="1283" w:type="dxa"/>
           </w:tcPr>
-          <w:p/>
+          <w:p>
+            <w:r>
+              <w:t>74.34</w:t>
+            </w:r>
+          </w:p>
         </w:tc>
         <w:tc>
           <w:tcPr>
             <w:tcW w:w="1183" w:type="dxa"/>
           </w:tcPr>
-          <w:p/>
+          <w:p>
+            <w:r>
+              <w:t>7.98</w:t>
+            </w:r>
+          </w:p>
         </w:tc>
         <w:tc>
           <w:tcPr>
             <w:tcW w:w="1207" w:type="dxa"/>
           </w:tcPr>
-          <w:p/>
+          <w:p>
+            <w:r>
+              <w:t>7.54</w:t>
+            </w:r>
+          </w:p>
         </w:tc>
         <w:tc>
           <w:tcPr>
             <w:tcW w:w="1240" w:type="dxa"/>
           </w:tcPr>
-          <w:p/>
-        </w:tc>
-        <w:tc>
-          <w:tcPr>
-            <w:tcW w:w="1390" w:type="dxa"/>
-          </w:tcPr>
-          <w:p/>
-        </w:tc>
-        <w:tc>
-          <w:tcPr>
-            <w:tcW w:w="1390" w:type="dxa"/>
-          </w:tcPr>
-          <w:p/>
+          <w:p>
+            <w:r>
+              <w:t>10.14</w:t>
+            </w:r>
+          </w:p>
+        </w:tc>
+        <w:tc>
+          <w:tcPr>
+            <w:tcW w:w="1390" w:type="dxa"/>
+          </w:tcPr>
+          <w:p>
+            <w:r>
+              <w:t>94,737</w:t>
+            </w:r>
+          </w:p>
+        </w:tc>
+        <w:tc>
+          <w:tcPr>
+            <w:tcW w:w="1390" w:type="dxa"/>
+          </w:tcPr>
+          <w:p>
+            <w:r>
+              <w:t>127,449</w:t>
+            </w:r>
+          </w:p>
         </w:tc>
         <w:tc>
           <w:tcPr>
             <w:tcW w:w="1154" w:type="dxa"/>
           </w:tcPr>
-          <w:p/>
+          <w:p>
+            <w:r>
+              <w:t>0.6939</w:t>
+            </w:r>
+          </w:p>
         </w:tc>
         <w:tc>
           <w:tcPr>
             <w:tcW w:w="1545" w:type="dxa"/>
           </w:tcPr>
-          <w:p/>
+          <w:p>
+            <w:r>
+              <w:t>+39.51</w:t>
+            </w:r>
+          </w:p>
         </w:tc>
         <w:tc>
           <w:tcPr>
             <w:tcW w:w="2060" w:type="dxa"/>
           </w:tcPr>
-          <w:p/>
+          <w:p>
+            <w:r>
+              <w:t>+12.92</w:t>
+            </w:r>
+          </w:p>
         </w:tc>
       </w:tr>
       <w:tr>
@@ -2316,66 +2784,100 @@
             <w:tcW w:w="1496" w:type="dxa"/>
           </w:tcPr>
           <w:p>
-            <w:proofErr w:type="spellStart"/>
             <w:r>
               <w:t>Autoformer</w:t>
             </w:r>
-            <w:proofErr w:type="spellEnd"/>
           </w:p>
         </w:tc>
         <w:tc>
           <w:tcPr>
             <w:tcW w:w="1283" w:type="dxa"/>
           </w:tcPr>
-          <w:p/>
+          <w:p>
+            <w:r>
+              <w:t>76.71</w:t>
+            </w:r>
+          </w:p>
         </w:tc>
         <w:tc>
           <w:tcPr>
             <w:tcW w:w="1183" w:type="dxa"/>
           </w:tcPr>
-          <w:p/>
+          <w:p>
+            <w:r>
+              <w:t>7.15</w:t>
+            </w:r>
+          </w:p>
         </w:tc>
         <w:tc>
           <w:tcPr>
             <w:tcW w:w="1207" w:type="dxa"/>
           </w:tcPr>
-          <w:p/>
+          <w:p>
+            <w:r>
+              <w:t>6.82</w:t>
+            </w:r>
+          </w:p>
         </w:tc>
         <w:tc>
           <w:tcPr>
             <w:tcW w:w="1240" w:type="dxa"/>
           </w:tcPr>
-          <w:p/>
-        </w:tc>
-        <w:tc>
-          <w:tcPr>
-            <w:tcW w:w="1390" w:type="dxa"/>
-          </w:tcPr>
-          <w:p/>
-        </w:tc>
-        <w:tc>
-          <w:tcPr>
-            <w:tcW w:w="1390" w:type="dxa"/>
-          </w:tcPr>
-          <w:p/>
+          <w:p>
+            <w:r>
+              <w:t>9.33</w:t>
+            </w:r>
+          </w:p>
+        </w:tc>
+        <w:tc>
+          <w:tcPr>
+            <w:tcW w:w="1390" w:type="dxa"/>
+          </w:tcPr>
+          <w:p>
+            <w:r>
+              <w:t>85,660</w:t>
+            </w:r>
+          </w:p>
+        </w:tc>
+        <w:tc>
+          <w:tcPr>
+            <w:tcW w:w="1390" w:type="dxa"/>
+          </w:tcPr>
+          <w:p>
+            <w:r>
+              <w:t>117,208</w:t>
+            </w:r>
+          </w:p>
         </w:tc>
         <w:tc>
           <w:tcPr>
             <w:tcW w:w="1154" w:type="dxa"/>
           </w:tcPr>
-          <w:p/>
+          <w:p>
+            <w:r>
+              <w:t>0.7411</w:t>
+            </w:r>
+          </w:p>
         </w:tc>
         <w:tc>
           <w:tcPr>
             <w:tcW w:w="1545" w:type="dxa"/>
           </w:tcPr>
-          <w:p/>
+          <w:p>
+            <w:r>
+              <w:t>+41.88</w:t>
+            </w:r>
+          </w:p>
         </w:tc>
         <w:tc>
           <w:tcPr>
             <w:tcW w:w="2060" w:type="dxa"/>
           </w:tcPr>
-          <w:p/>
+          <w:p>
+            <w:r>
+              <w:t>+13.75</w:t>
+            </w:r>
+          </w:p>
         </w:tc>
       </w:tr>
       <w:tr>
@@ -2393,55 +2895,91 @@
           <w:tcPr>
             <w:tcW w:w="1283" w:type="dxa"/>
           </w:tcPr>
-          <w:p/>
+          <w:p>
+            <w:r>
+              <w:t>79.13</w:t>
+            </w:r>
+          </w:p>
         </w:tc>
         <w:tc>
           <w:tcPr>
             <w:tcW w:w="1183" w:type="dxa"/>
           </w:tcPr>
-          <w:p/>
+          <w:p>
+            <w:r>
+              <w:t>6.58</w:t>
+            </w:r>
+          </w:p>
         </w:tc>
         <w:tc>
           <w:tcPr>
             <w:tcW w:w="1207" w:type="dxa"/>
           </w:tcPr>
-          <w:p/>
+          <w:p>
+            <w:r>
+              <w:t>5.52</w:t>
+            </w:r>
+          </w:p>
         </w:tc>
         <w:tc>
           <w:tcPr>
             <w:tcW w:w="1240" w:type="dxa"/>
           </w:tcPr>
-          <w:p/>
-        </w:tc>
-        <w:tc>
-          <w:tcPr>
-            <w:tcW w:w="1390" w:type="dxa"/>
-          </w:tcPr>
-          <w:p/>
-        </w:tc>
-        <w:tc>
-          <w:tcPr>
-            <w:tcW w:w="1390" w:type="dxa"/>
-          </w:tcPr>
-          <w:p/>
+          <w:p>
+            <w:r>
+              <w:t>8.76</w:t>
+            </w:r>
+          </w:p>
+        </w:tc>
+        <w:tc>
+          <w:tcPr>
+            <w:tcW w:w="1390" w:type="dxa"/>
+          </w:tcPr>
+          <w:p>
+            <w:r>
+              <w:t>69,415</w:t>
+            </w:r>
+          </w:p>
+        </w:tc>
+        <w:tc>
+          <w:tcPr>
+            <w:tcW w:w="1390" w:type="dxa"/>
+          </w:tcPr>
+          <w:p>
+            <w:r>
+              <w:t>110,069</w:t>
+            </w:r>
+          </w:p>
         </w:tc>
         <w:tc>
           <w:tcPr>
             <w:tcW w:w="1154" w:type="dxa"/>
           </w:tcPr>
-          <w:p/>
+          <w:p>
+            <w:r>
+              <w:t>0.7717</w:t>
+            </w:r>
+          </w:p>
         </w:tc>
         <w:tc>
           <w:tcPr>
             <w:tcW w:w="1545" w:type="dxa"/>
           </w:tcPr>
-          <w:p/>
+          <w:p>
+            <w:r>
+              <w:t>+44.30</w:t>
+            </w:r>
+          </w:p>
         </w:tc>
         <w:tc>
           <w:tcPr>
             <w:tcW w:w="2060" w:type="dxa"/>
           </w:tcPr>
-          <w:p/>
+          <w:p>
+            <w:r>
+              <w:t>+14.31</w:t>
+            </w:r>
+          </w:p>
         </w:tc>
       </w:tr>
       <w:tr>
@@ -2459,55 +2997,91 @@
           <w:tcPr>
             <w:tcW w:w="1283" w:type="dxa"/>
           </w:tcPr>
-          <w:p/>
+          <w:p>
+            <w:r>
+              <w:t>75.70</w:t>
+            </w:r>
+          </w:p>
         </w:tc>
         <w:tc>
           <w:tcPr>
             <w:tcW w:w="1183" w:type="dxa"/>
           </w:tcPr>
-          <w:p/>
+          <w:p>
+            <w:r>
+              <w:t>7.57</w:t>
+            </w:r>
+          </w:p>
         </w:tc>
         <w:tc>
           <w:tcPr>
             <w:tcW w:w="1207" w:type="dxa"/>
           </w:tcPr>
-          <w:p/>
+          <w:p>
+            <w:r>
+              <w:t>7.27</w:t>
+            </w:r>
+          </w:p>
         </w:tc>
         <w:tc>
           <w:tcPr>
             <w:tcW w:w="1240" w:type="dxa"/>
           </w:tcPr>
-          <w:p/>
-        </w:tc>
-        <w:tc>
-          <w:tcPr>
-            <w:tcW w:w="1390" w:type="dxa"/>
-          </w:tcPr>
-          <w:p/>
-        </w:tc>
-        <w:tc>
-          <w:tcPr>
-            <w:tcW w:w="1390" w:type="dxa"/>
-          </w:tcPr>
-          <w:p/>
+          <w:p>
+            <w:r>
+              <w:t>9.46</w:t>
+            </w:r>
+          </w:p>
+        </w:tc>
+        <w:tc>
+          <w:tcPr>
+            <w:tcW w:w="1390" w:type="dxa"/>
+          </w:tcPr>
+          <w:p>
+            <w:r>
+              <w:t>91,401</w:t>
+            </w:r>
+          </w:p>
+        </w:tc>
+        <w:tc>
+          <w:tcPr>
+            <w:tcW w:w="1390" w:type="dxa"/>
+          </w:tcPr>
+          <w:p>
+            <w:r>
+              <w:t>118,839</w:t>
+            </w:r>
+          </w:p>
         </w:tc>
         <w:tc>
           <w:tcPr>
             <w:tcW w:w="1154" w:type="dxa"/>
           </w:tcPr>
-          <w:p/>
+          <w:p>
+            <w:r>
+              <w:t>0.7338</w:t>
+            </w:r>
+          </w:p>
         </w:tc>
         <w:tc>
           <w:tcPr>
             <w:tcW w:w="1545" w:type="dxa"/>
           </w:tcPr>
-          <w:p/>
+          <w:p>
+            <w:r>
+              <w:t>+40.87</w:t>
+            </w:r>
+          </w:p>
         </w:tc>
         <w:tc>
           <w:tcPr>
             <w:tcW w:w="2060" w:type="dxa"/>
           </w:tcPr>
-          <w:p/>
+          <w:p>
+            <w:r>
+              <w:t>+13.32</w:t>
+            </w:r>
+          </w:p>
         </w:tc>
       </w:tr>
       <w:tr>
@@ -2525,55 +3099,91 @@
           <w:tcPr>
             <w:tcW w:w="1283" w:type="dxa"/>
           </w:tcPr>
-          <w:p/>
+          <w:p>
+            <w:r>
+              <w:t>78.67</w:t>
+            </w:r>
+          </w:p>
         </w:tc>
         <w:tc>
           <w:tcPr>
             <w:tcW w:w="1183" w:type="dxa"/>
           </w:tcPr>
-          <w:p/>
+          <w:p>
+            <w:r>
+              <w:t>6.62</w:t>
+            </w:r>
+          </w:p>
         </w:tc>
         <w:tc>
           <w:tcPr>
             <w:tcW w:w="1207" w:type="dxa"/>
           </w:tcPr>
-          <w:p/>
+          <w:p>
+            <w:r>
+              <w:t>6.04</w:t>
+            </w:r>
+          </w:p>
         </w:tc>
         <w:tc>
           <w:tcPr>
             <w:tcW w:w="1240" w:type="dxa"/>
           </w:tcPr>
-          <w:p/>
-        </w:tc>
-        <w:tc>
-          <w:tcPr>
-            <w:tcW w:w="1390" w:type="dxa"/>
-          </w:tcPr>
-          <w:p/>
-        </w:tc>
-        <w:tc>
-          <w:tcPr>
-            <w:tcW w:w="1390" w:type="dxa"/>
-          </w:tcPr>
-          <w:p/>
+          <w:p>
+            <w:r>
+              <w:t>8.67</w:t>
+            </w:r>
+          </w:p>
+        </w:tc>
+        <w:tc>
+          <w:tcPr>
+            <w:tcW w:w="1390" w:type="dxa"/>
+          </w:tcPr>
+          <w:p>
+            <w:r>
+              <w:t>75,871</w:t>
+            </w:r>
+          </w:p>
+        </w:tc>
+        <w:tc>
+          <w:tcPr>
+            <w:tcW w:w="1390" w:type="dxa"/>
+          </w:tcPr>
+          <w:p>
+            <w:r>
+              <w:t>109,009</w:t>
+            </w:r>
+          </w:p>
         </w:tc>
         <w:tc>
           <w:tcPr>
             <w:tcW w:w="1154" w:type="dxa"/>
           </w:tcPr>
-          <w:p/>
+          <w:p>
+            <w:r>
+              <w:t>0.7760</w:t>
+            </w:r>
+          </w:p>
         </w:tc>
         <w:tc>
           <w:tcPr>
             <w:tcW w:w="1545" w:type="dxa"/>
           </w:tcPr>
-          <w:p/>
+          <w:p>
+            <w:r>
+              <w:t>+43.84</w:t>
+            </w:r>
+          </w:p>
         </w:tc>
         <w:tc>
           <w:tcPr>
             <w:tcW w:w="2060" w:type="dxa"/>
           </w:tcPr>
-          <w:p/>
+          <w:p>
+            <w:r>
+              <w:t>+14.28</w:t>
+            </w:r>
+          </w:p>
         </w:tc>
       </w:tr>
     </w:tbl>
@@ -3064,55 +3674,91 @@
           <w:tcPr>
             <w:tcW w:w="1283" w:type="dxa"/>
           </w:tcPr>
-          <w:p/>
+          <w:p>
+            <w:r>
+              <w:t>77.48</w:t>
+            </w:r>
+          </w:p>
         </w:tc>
         <w:tc>
           <w:tcPr>
             <w:tcW w:w="1183" w:type="dxa"/>
           </w:tcPr>
-          <w:p/>
+          <w:p>
+            <w:r>
+              <w:t>7.01</w:t>
+            </w:r>
+          </w:p>
         </w:tc>
         <w:tc>
           <w:tcPr>
             <w:tcW w:w="1207" w:type="dxa"/>
           </w:tcPr>
-          <w:p/>
+          <w:p>
+            <w:r>
+              <w:t>6.48</w:t>
+            </w:r>
+          </w:p>
         </w:tc>
         <w:tc>
           <w:tcPr>
             <w:tcW w:w="1240" w:type="dxa"/>
           </w:tcPr>
-          <w:p/>
-        </w:tc>
-        <w:tc>
-          <w:tcPr>
-            <w:tcW w:w="1390" w:type="dxa"/>
-          </w:tcPr>
-          <w:p/>
-        </w:tc>
-        <w:tc>
-          <w:tcPr>
-            <w:tcW w:w="1390" w:type="dxa"/>
-          </w:tcPr>
-          <w:p/>
+          <w:p>
+            <w:r>
+              <w:t>9.03</w:t>
+            </w:r>
+          </w:p>
+        </w:tc>
+        <w:tc>
+          <w:tcPr>
+            <w:tcW w:w="1390" w:type="dxa"/>
+          </w:tcPr>
+          <w:p>
+            <w:r>
+              <w:t>81,512</w:t>
+            </w:r>
+          </w:p>
+        </w:tc>
+        <w:tc>
+          <w:tcPr>
+            <w:tcW w:w="1390" w:type="dxa"/>
+          </w:tcPr>
+          <w:p>
+            <w:r>
+              <w:t>113,539</w:t>
+            </w:r>
+          </w:p>
         </w:tc>
         <w:tc>
           <w:tcPr>
             <w:tcW w:w="1154" w:type="dxa"/>
           </w:tcPr>
-          <w:p/>
+          <w:p>
+            <w:r>
+              <w:t>0.7572</w:t>
+            </w:r>
+          </w:p>
         </w:tc>
         <w:tc>
           <w:tcPr>
             <w:tcW w:w="1545" w:type="dxa"/>
           </w:tcPr>
-          <w:p/>
+          <w:p>
+            <w:r>
+              <w:t>+42.84</w:t>
+            </w:r>
+          </w:p>
         </w:tc>
         <w:tc>
           <w:tcPr>
             <w:tcW w:w="2060" w:type="dxa"/>
           </w:tcPr>
-          <w:p/>
+          <w:p>
+            <w:r>
+              <w:t>+13.96</w:t>
+            </w:r>
+          </w:p>
         </w:tc>
       </w:tr>
       <w:tr>
@@ -3130,55 +3776,91 @@
           <w:tcPr>
             <w:tcW w:w="1283" w:type="dxa"/>
           </w:tcPr>
-          <w:p/>
+          <w:p>
+            <w:r>
+              <w:t>76.97</w:t>
+            </w:r>
+          </w:p>
         </w:tc>
         <w:tc>
           <w:tcPr>
             <w:tcW w:w="1183" w:type="dxa"/>
           </w:tcPr>
-          <w:p/>
+          <w:p>
+            <w:r>
+              <w:t>7.23</w:t>
+            </w:r>
+          </w:p>
         </w:tc>
         <w:tc>
           <w:tcPr>
             <w:tcW w:w="1207" w:type="dxa"/>
           </w:tcPr>
-          <w:p/>
+          <w:p>
+            <w:r>
+              <w:t>6.64</w:t>
+            </w:r>
+          </w:p>
         </w:tc>
         <w:tc>
           <w:tcPr>
             <w:tcW w:w="1240" w:type="dxa"/>
           </w:tcPr>
-          <w:p/>
-        </w:tc>
-        <w:tc>
-          <w:tcPr>
-            <w:tcW w:w="1390" w:type="dxa"/>
-          </w:tcPr>
-          <w:p/>
-        </w:tc>
-        <w:tc>
-          <w:tcPr>
-            <w:tcW w:w="1390" w:type="dxa"/>
-          </w:tcPr>
-          <w:p/>
+          <w:p>
+            <w:r>
+              <w:t>9.16</w:t>
+            </w:r>
+          </w:p>
+        </w:tc>
+        <w:tc>
+          <w:tcPr>
+            <w:tcW w:w="1390" w:type="dxa"/>
+          </w:tcPr>
+          <w:p>
+            <w:r>
+              <w:t>83,538</w:t>
+            </w:r>
+          </w:p>
+        </w:tc>
+        <w:tc>
+          <w:tcPr>
+            <w:tcW w:w="1390" w:type="dxa"/>
+          </w:tcPr>
+          <w:p>
+            <w:r>
+              <w:t>115,170</w:t>
+            </w:r>
+          </w:p>
         </w:tc>
         <w:tc>
           <w:tcPr>
             <w:tcW w:w="1154" w:type="dxa"/>
           </w:tcPr>
-          <w:p/>
+          <w:p>
+            <w:r>
+              <w:t>0.7502</w:t>
+            </w:r>
+          </w:p>
         </w:tc>
         <w:tc>
           <w:tcPr>
             <w:tcW w:w="1545" w:type="dxa"/>
           </w:tcPr>
-          <w:p/>
+          <w:p>
+            <w:r>
+              <w:t>+42.33</w:t>
+            </w:r>
+          </w:p>
         </w:tc>
         <w:tc>
           <w:tcPr>
             <w:tcW w:w="2060" w:type="dxa"/>
           </w:tcPr>
-          <w:p/>
+          <w:p>
+            <w:r>
+              <w:t>+13.74</w:t>
+            </w:r>
+          </w:p>
         </w:tc>
       </w:tr>
       <w:tr>
@@ -3196,55 +3878,91 @@
           <w:tcPr>
             <w:tcW w:w="1283" w:type="dxa"/>
           </w:tcPr>
-          <w:p/>
+          <w:p>
+            <w:r>
+              <w:t>73.82</w:t>
+            </w:r>
+          </w:p>
         </w:tc>
         <w:tc>
           <w:tcPr>
             <w:tcW w:w="1183" w:type="dxa"/>
           </w:tcPr>
-          <w:p/>
+          <w:p>
+            <w:r>
+              <w:t>8.24</w:t>
+            </w:r>
+          </w:p>
         </w:tc>
         <w:tc>
           <w:tcPr>
             <w:tcW w:w="1207" w:type="dxa"/>
           </w:tcPr>
-          <w:p/>
+          <w:p>
+            <w:r>
+              <w:t>7.90</w:t>
+            </w:r>
+          </w:p>
         </w:tc>
         <w:tc>
           <w:tcPr>
             <w:tcW w:w="1240" w:type="dxa"/>
           </w:tcPr>
-          <w:p/>
-        </w:tc>
-        <w:tc>
-          <w:tcPr>
-            <w:tcW w:w="1390" w:type="dxa"/>
-          </w:tcPr>
-          <w:p/>
-        </w:tc>
-        <w:tc>
-          <w:tcPr>
-            <w:tcW w:w="1390" w:type="dxa"/>
-          </w:tcPr>
-          <w:p/>
+          <w:p>
+            <w:r>
+              <w:t>10.05</w:t>
+            </w:r>
+          </w:p>
+        </w:tc>
+        <w:tc>
+          <w:tcPr>
+            <w:tcW w:w="1390" w:type="dxa"/>
+          </w:tcPr>
+          <w:p>
+            <w:r>
+              <w:t>99,311</w:t>
+            </w:r>
+          </w:p>
+        </w:tc>
+        <w:tc>
+          <w:tcPr>
+            <w:tcW w:w="1390" w:type="dxa"/>
+          </w:tcPr>
+          <w:p>
+            <w:r>
+              <w:t>126,327</w:t>
+            </w:r>
+          </w:p>
         </w:tc>
         <w:tc>
           <w:tcPr>
             <w:tcW w:w="1154" w:type="dxa"/>
           </w:tcPr>
-          <w:p/>
+          <w:p>
+            <w:r>
+              <w:t>0.6995</w:t>
+            </w:r>
+          </w:p>
         </w:tc>
         <w:tc>
           <w:tcPr>
             <w:tcW w:w="1545" w:type="dxa"/>
           </w:tcPr>
-          <w:p/>
+          <w:p>
+            <w:r>
+              <w:t>+39.18</w:t>
+            </w:r>
+          </w:p>
         </w:tc>
         <w:tc>
           <w:tcPr>
             <w:tcW w:w="2060" w:type="dxa"/>
           </w:tcPr>
-          <w:p/>
+          <w:p>
+            <w:r>
+              <w:t>+12.73</w:t>
+            </w:r>
+          </w:p>
         </w:tc>
       </w:tr>
       <w:tr>
@@ -3262,55 +3980,91 @@
           <w:tcPr>
             <w:tcW w:w="1283" w:type="dxa"/>
           </w:tcPr>
-          <w:p/>
+          <w:p>
+            <w:r>
+              <w:t>76.56</w:t>
+            </w:r>
+          </w:p>
         </w:tc>
         <w:tc>
           <w:tcPr>
             <w:tcW w:w="1183" w:type="dxa"/>
           </w:tcPr>
-          <w:p/>
+          <w:p>
+            <w:r>
+              <w:t>7.48</w:t>
+            </w:r>
+          </w:p>
         </w:tc>
         <w:tc>
           <w:tcPr>
             <w:tcW w:w="1207" w:type="dxa"/>
           </w:tcPr>
-          <w:p/>
+          <w:p>
+            <w:r>
+              <w:t>6.70</w:t>
+            </w:r>
+          </w:p>
         </w:tc>
         <w:tc>
           <w:tcPr>
             <w:tcW w:w="1240" w:type="dxa"/>
           </w:tcPr>
-          <w:p/>
-        </w:tc>
-        <w:tc>
-          <w:tcPr>
-            <w:tcW w:w="1390" w:type="dxa"/>
-          </w:tcPr>
-          <w:p/>
-        </w:tc>
-        <w:tc>
-          <w:tcPr>
-            <w:tcW w:w="1390" w:type="dxa"/>
-          </w:tcPr>
-          <w:p/>
+          <w:p>
+            <w:r>
+              <w:t>9.26</w:t>
+            </w:r>
+          </w:p>
+        </w:tc>
+        <w:tc>
+          <w:tcPr>
+            <w:tcW w:w="1390" w:type="dxa"/>
+          </w:tcPr>
+          <w:p>
+            <w:r>
+              <w:t>84,283</w:t>
+            </w:r>
+          </w:p>
+        </w:tc>
+        <w:tc>
+          <w:tcPr>
+            <w:tcW w:w="1390" w:type="dxa"/>
+          </w:tcPr>
+          <w:p>
+            <w:r>
+              <w:t>116,466</w:t>
+            </w:r>
+          </w:p>
         </w:tc>
         <w:tc>
           <w:tcPr>
             <w:tcW w:w="1154" w:type="dxa"/>
           </w:tcPr>
-          <w:p/>
+          <w:p>
+            <w:r>
+              <w:t>0.7446</w:t>
+            </w:r>
+          </w:p>
         </w:tc>
         <w:tc>
           <w:tcPr>
             <w:tcW w:w="1545" w:type="dxa"/>
           </w:tcPr>
-          <w:p/>
+          <w:p>
+            <w:r>
+              <w:t>+41.92</w:t>
+            </w:r>
+          </w:p>
         </w:tc>
         <w:tc>
           <w:tcPr>
             <w:tcW w:w="2060" w:type="dxa"/>
           </w:tcPr>
-          <w:p/>
+          <w:p>
+            <w:r>
+              <w:t>+13.49</w:t>
+            </w:r>
+          </w:p>
         </w:tc>
       </w:tr>
       <w:tr>
@@ -3328,55 +4082,91 @@
           <w:tcPr>
             <w:tcW w:w="1283" w:type="dxa"/>
           </w:tcPr>
-          <w:p/>
+          <w:p>
+            <w:r>
+              <w:t>74.97</w:t>
+            </w:r>
+          </w:p>
         </w:tc>
         <w:tc>
           <w:tcPr>
             <w:tcW w:w="1183" w:type="dxa"/>
           </w:tcPr>
-          <w:p/>
+          <w:p>
+            <w:r>
+              <w:t>7.91</w:t>
+            </w:r>
+          </w:p>
         </w:tc>
         <w:tc>
           <w:tcPr>
             <w:tcW w:w="1207" w:type="dxa"/>
           </w:tcPr>
-          <w:p/>
+          <w:p>
+            <w:r>
+              <w:t>7.25</w:t>
+            </w:r>
+          </w:p>
         </w:tc>
         <w:tc>
           <w:tcPr>
             <w:tcW w:w="1240" w:type="dxa"/>
           </w:tcPr>
-          <w:p/>
-        </w:tc>
-        <w:tc>
-          <w:tcPr>
-            <w:tcW w:w="1390" w:type="dxa"/>
-          </w:tcPr>
-          <w:p/>
-        </w:tc>
-        <w:tc>
-          <w:tcPr>
-            <w:tcW w:w="1390" w:type="dxa"/>
-          </w:tcPr>
-          <w:p/>
+          <w:p>
+            <w:r>
+              <w:t>9.88</w:t>
+            </w:r>
+          </w:p>
+        </w:tc>
+        <w:tc>
+          <w:tcPr>
+            <w:tcW w:w="1390" w:type="dxa"/>
+          </w:tcPr>
+          <w:p>
+            <w:r>
+              <w:t>91,100</w:t>
+            </w:r>
+          </w:p>
+        </w:tc>
+        <w:tc>
+          <w:tcPr>
+            <w:tcW w:w="1390" w:type="dxa"/>
+          </w:tcPr>
+          <w:p>
+            <w:r>
+              <w:t>124,263</w:t>
+            </w:r>
+          </w:p>
         </w:tc>
         <w:tc>
           <w:tcPr>
             <w:tcW w:w="1154" w:type="dxa"/>
           </w:tcPr>
-          <w:p/>
+          <w:p>
+            <w:r>
+              <w:t>0.7092</w:t>
+            </w:r>
+          </w:p>
         </w:tc>
         <w:tc>
           <w:tcPr>
             <w:tcW w:w="1545" w:type="dxa"/>
           </w:tcPr>
-          <w:p/>
+          <w:p>
+            <w:r>
+              <w:t>+40.33</w:t>
+            </w:r>
+          </w:p>
         </w:tc>
         <w:tc>
           <w:tcPr>
             <w:tcW w:w="2060" w:type="dxa"/>
           </w:tcPr>
-          <w:p/>
+          <w:p>
+            <w:r>
+              <w:t>+13.06</w:t>
+            </w:r>
+          </w:p>
         </w:tc>
       </w:tr>
       <w:tr>
@@ -3394,55 +4184,91 @@
           <w:tcPr>
             <w:tcW w:w="1283" w:type="dxa"/>
           </w:tcPr>
-          <w:p/>
+          <w:p>
+            <w:r>
+              <w:t>72.89</w:t>
+            </w:r>
+          </w:p>
         </w:tc>
         <w:tc>
           <w:tcPr>
             <w:tcW w:w="1183" w:type="dxa"/>
           </w:tcPr>
-          <w:p/>
+          <w:p>
+            <w:r>
+              <w:t>8.61</w:t>
+            </w:r>
+          </w:p>
         </w:tc>
         <w:tc>
           <w:tcPr>
             <w:tcW w:w="1207" w:type="dxa"/>
           </w:tcPr>
-          <w:p/>
+          <w:p>
+            <w:r>
+              <w:t>8.10</w:t>
+            </w:r>
+          </w:p>
         </w:tc>
         <w:tc>
           <w:tcPr>
             <w:tcW w:w="1240" w:type="dxa"/>
           </w:tcPr>
-          <w:p/>
-        </w:tc>
-        <w:tc>
-          <w:tcPr>
-            <w:tcW w:w="1390" w:type="dxa"/>
-          </w:tcPr>
-          <w:p/>
-        </w:tc>
-        <w:tc>
-          <w:tcPr>
-            <w:tcW w:w="1390" w:type="dxa"/>
-          </w:tcPr>
-          <w:p/>
+          <w:p>
+            <w:r>
+              <w:t>10.40</w:t>
+            </w:r>
+          </w:p>
+        </w:tc>
+        <w:tc>
+          <w:tcPr>
+            <w:tcW w:w="1390" w:type="dxa"/>
+          </w:tcPr>
+          <w:p>
+            <w:r>
+              <w:t>101,829</w:t>
+            </w:r>
+          </w:p>
+        </w:tc>
+        <w:tc>
+          <w:tcPr>
+            <w:tcW w:w="1390" w:type="dxa"/>
+          </w:tcPr>
+          <w:p>
+            <w:r>
+              <w:t>130,785</w:t>
+            </w:r>
+          </w:p>
         </w:tc>
         <w:tc>
           <w:tcPr>
             <w:tcW w:w="1154" w:type="dxa"/>
           </w:tcPr>
-          <w:p/>
+          <w:p>
+            <w:r>
+              <w:t>0.6779</w:t>
+            </w:r>
+          </w:p>
         </w:tc>
         <w:tc>
           <w:tcPr>
             <w:tcW w:w="1545" w:type="dxa"/>
           </w:tcPr>
-          <w:p/>
+          <w:p>
+            <w:r>
+              <w:t>+38.25</w:t>
+            </w:r>
+          </w:p>
         </w:tc>
         <w:tc>
           <w:tcPr>
             <w:tcW w:w="2060" w:type="dxa"/>
           </w:tcPr>
-          <w:p/>
+          <w:p>
+            <w:r>
+              <w:t>+12.36</w:t>
+            </w:r>
+          </w:p>
         </w:tc>
       </w:tr>
       <w:tr>
@@ -3460,55 +4286,91 @@
           <w:tcPr>
             <w:tcW w:w="1283" w:type="dxa"/>
           </w:tcPr>
-          <w:p/>
+          <w:p>
+            <w:r>
+              <w:t>78.86</w:t>
+            </w:r>
+          </w:p>
         </w:tc>
         <w:tc>
           <w:tcPr>
             <w:tcW w:w="1183" w:type="dxa"/>
           </w:tcPr>
-          <w:p/>
+          <w:p>
+            <w:r>
+              <w:t>6.61</w:t>
+            </w:r>
+          </w:p>
         </w:tc>
         <w:tc>
           <w:tcPr>
             <w:tcW w:w="1207" w:type="dxa"/>
           </w:tcPr>
-          <w:p/>
+          <w:p>
+            <w:r>
+              <w:t>5.94</w:t>
+            </w:r>
+          </w:p>
         </w:tc>
         <w:tc>
           <w:tcPr>
             <w:tcW w:w="1240" w:type="dxa"/>
           </w:tcPr>
-          <w:p/>
-        </w:tc>
-        <w:tc>
-          <w:tcPr>
-            <w:tcW w:w="1390" w:type="dxa"/>
-          </w:tcPr>
-          <w:p/>
-        </w:tc>
-        <w:tc>
-          <w:tcPr>
-            <w:tcW w:w="1390" w:type="dxa"/>
-          </w:tcPr>
-          <w:p/>
+          <w:p>
+            <w:r>
+              <w:t>8.59</w:t>
+            </w:r>
+          </w:p>
+        </w:tc>
+        <w:tc>
+          <w:tcPr>
+            <w:tcW w:w="1390" w:type="dxa"/>
+          </w:tcPr>
+          <w:p>
+            <w:r>
+              <w:t>74,729</w:t>
+            </w:r>
+          </w:p>
+        </w:tc>
+        <w:tc>
+          <w:tcPr>
+            <w:tcW w:w="1390" w:type="dxa"/>
+          </w:tcPr>
+          <w:p>
+            <w:r>
+              <w:t>108,009</w:t>
+            </w:r>
+          </w:p>
         </w:tc>
         <w:tc>
           <w:tcPr>
             <w:tcW w:w="1154" w:type="dxa"/>
           </w:tcPr>
-          <w:p/>
+          <w:p>
+            <w:r>
+              <w:t>0.7803</w:t>
+            </w:r>
+          </w:p>
         </w:tc>
         <w:tc>
           <w:tcPr>
             <w:tcW w:w="1545" w:type="dxa"/>
           </w:tcPr>
-          <w:p/>
+          <w:p>
+            <w:r>
+              <w:t>+44.22</w:t>
+            </w:r>
+          </w:p>
         </w:tc>
         <w:tc>
           <w:tcPr>
             <w:tcW w:w="2060" w:type="dxa"/>
           </w:tcPr>
-          <w:p/>
+          <w:p>
+            <w:r>
+              <w:t>+14.36</w:t>
+            </w:r>
+          </w:p>
         </w:tc>
       </w:tr>
     </w:tbl>
@@ -4003,55 +4865,91 @@
           <w:tcPr>
             <w:tcW w:w="1283" w:type="dxa"/>
           </w:tcPr>
-          <w:p/>
+          <w:p>
+            <w:r>
+              <w:t>76.81</w:t>
+            </w:r>
+          </w:p>
         </w:tc>
         <w:tc>
           <w:tcPr>
             <w:tcW w:w="1183" w:type="dxa"/>
           </w:tcPr>
-          <w:p/>
+          <w:p>
+            <w:r>
+              <w:t>7.26</w:t>
+            </w:r>
+          </w:p>
         </w:tc>
         <w:tc>
           <w:tcPr>
             <w:tcW w:w="1207" w:type="dxa"/>
           </w:tcPr>
-          <w:p/>
+          <w:p>
+            <w:r>
+              <w:t>6.75</w:t>
+            </w:r>
+          </w:p>
         </w:tc>
         <w:tc>
           <w:tcPr>
             <w:tcW w:w="1240" w:type="dxa"/>
           </w:tcPr>
-          <w:p/>
-        </w:tc>
-        <w:tc>
-          <w:tcPr>
-            <w:tcW w:w="1390" w:type="dxa"/>
-          </w:tcPr>
-          <w:p/>
-        </w:tc>
-        <w:tc>
-          <w:tcPr>
-            <w:tcW w:w="1390" w:type="dxa"/>
-          </w:tcPr>
-          <w:p/>
+          <w:p>
+            <w:r>
+              <w:t>9.19</w:t>
+            </w:r>
+          </w:p>
+        </w:tc>
+        <w:tc>
+          <w:tcPr>
+            <w:tcW w:w="1390" w:type="dxa"/>
+          </w:tcPr>
+          <w:p>
+            <w:r>
+              <w:t>84,869</w:t>
+            </w:r>
+          </w:p>
+        </w:tc>
+        <w:tc>
+          <w:tcPr>
+            <w:tcW w:w="1390" w:type="dxa"/>
+          </w:tcPr>
+          <w:p>
+            <w:r>
+              <w:t>115,511</w:t>
+            </w:r>
+          </w:p>
         </w:tc>
         <w:tc>
           <w:tcPr>
             <w:tcW w:w="1154" w:type="dxa"/>
           </w:tcPr>
-          <w:p/>
+          <w:p>
+            <w:r>
+              <w:t>0.7487</w:t>
+            </w:r>
+          </w:p>
         </w:tc>
         <w:tc>
           <w:tcPr>
             <w:tcW w:w="1545" w:type="dxa"/>
           </w:tcPr>
-          <w:p/>
+          <w:p>
+            <w:r>
+              <w:t>+42.17</w:t>
+            </w:r>
+          </w:p>
         </w:tc>
         <w:tc>
           <w:tcPr>
             <w:tcW w:w="2060" w:type="dxa"/>
           </w:tcPr>
-          <w:p/>
+          <w:p>
+            <w:r>
+              <w:t>+13.71</w:t>
+            </w:r>
+          </w:p>
         </w:tc>
       </w:tr>
       <w:tr>
@@ -4069,55 +4967,91 @@
           <w:tcPr>
             <w:tcW w:w="1283" w:type="dxa"/>
           </w:tcPr>
-          <w:p/>
+          <w:p>
+            <w:r>
+              <w:t>69.54</w:t>
+            </w:r>
+          </w:p>
         </w:tc>
         <w:tc>
           <w:tcPr>
             <w:tcW w:w="1183" w:type="dxa"/>
           </w:tcPr>
-          <w:p/>
+          <w:p>
+            <w:r>
+              <w:t>9.97</w:t>
+            </w:r>
+          </w:p>
         </w:tc>
         <w:tc>
           <w:tcPr>
             <w:tcW w:w="1207" w:type="dxa"/>
           </w:tcPr>
-          <w:p/>
+          <w:p>
+            <w:r>
+              <w:t>9.08</w:t>
+            </w:r>
+          </w:p>
         </w:tc>
         <w:tc>
           <w:tcPr>
             <w:tcW w:w="1240" w:type="dxa"/>
           </w:tcPr>
-          <w:p/>
-        </w:tc>
-        <w:tc>
-          <w:tcPr>
-            <w:tcW w:w="1390" w:type="dxa"/>
-          </w:tcPr>
-          <w:p/>
-        </w:tc>
-        <w:tc>
-          <w:tcPr>
-            <w:tcW w:w="1390" w:type="dxa"/>
-          </w:tcPr>
-          <w:p/>
+          <w:p>
+            <w:r>
+              <w:t>11.41</w:t>
+            </w:r>
+          </w:p>
+        </w:tc>
+        <w:tc>
+          <w:tcPr>
+            <w:tcW w:w="1390" w:type="dxa"/>
+          </w:tcPr>
+          <w:p>
+            <w:r>
+              <w:t>114,105</w:t>
+            </w:r>
+          </w:p>
+        </w:tc>
+        <w:tc>
+          <w:tcPr>
+            <w:tcW w:w="1390" w:type="dxa"/>
+          </w:tcPr>
+          <w:p>
+            <w:r>
+              <w:t>143,498</w:t>
+            </w:r>
+          </w:p>
         </w:tc>
         <w:tc>
           <w:tcPr>
             <w:tcW w:w="1154" w:type="dxa"/>
           </w:tcPr>
-          <w:p/>
+          <w:p>
+            <w:r>
+              <w:t>0.6122</w:t>
+            </w:r>
+          </w:p>
         </w:tc>
         <w:tc>
           <w:tcPr>
             <w:tcW w:w="1545" w:type="dxa"/>
           </w:tcPr>
-          <w:p/>
+          <w:p>
+            <w:r>
+              <w:t>+34.90</w:t>
+            </w:r>
+          </w:p>
         </w:tc>
         <w:tc>
           <w:tcPr>
             <w:tcW w:w="2060" w:type="dxa"/>
           </w:tcPr>
-          <w:p/>
+          <w:p>
+            <w:r>
+              <w:t>+11.00</w:t>
+            </w:r>
+          </w:p>
         </w:tc>
       </w:tr>
       <w:tr>
@@ -4135,55 +5069,91 @@
           <w:tcPr>
             <w:tcW w:w="1283" w:type="dxa"/>
           </w:tcPr>
-          <w:p/>
+          <w:p>
+            <w:r>
+              <w:t>68.84</w:t>
+            </w:r>
+          </w:p>
         </w:tc>
         <w:tc>
           <w:tcPr>
             <w:tcW w:w="1183" w:type="dxa"/>
           </w:tcPr>
-          <w:p/>
+          <w:p>
+            <w:r>
+              <w:t>9.75</w:t>
+            </w:r>
+          </w:p>
         </w:tc>
         <w:tc>
           <w:tcPr>
             <w:tcW w:w="1207" w:type="dxa"/>
           </w:tcPr>
-          <w:p/>
+          <w:p>
+            <w:r>
+              <w:t>9.24</w:t>
+            </w:r>
+          </w:p>
         </w:tc>
         <w:tc>
           <w:tcPr>
             <w:tcW w:w="1240" w:type="dxa"/>
           </w:tcPr>
-          <w:p/>
-        </w:tc>
-        <w:tc>
-          <w:tcPr>
-            <w:tcW w:w="1390" w:type="dxa"/>
-          </w:tcPr>
-          <w:p/>
-        </w:tc>
-        <w:tc>
-          <w:tcPr>
-            <w:tcW w:w="1390" w:type="dxa"/>
-          </w:tcPr>
-          <w:p/>
+          <w:p>
+            <w:r>
+              <w:t>12.16</w:t>
+            </w:r>
+          </w:p>
+        </w:tc>
+        <w:tc>
+          <w:tcPr>
+            <w:tcW w:w="1390" w:type="dxa"/>
+          </w:tcPr>
+          <w:p>
+            <w:r>
+              <w:t>116,185</w:t>
+            </w:r>
+          </w:p>
+        </w:tc>
+        <w:tc>
+          <w:tcPr>
+            <w:tcW w:w="1390" w:type="dxa"/>
+          </w:tcPr>
+          <w:p>
+            <w:r>
+              <w:t>152,907</w:t>
+            </w:r>
+          </w:p>
         </w:tc>
         <w:tc>
           <w:tcPr>
             <w:tcW w:w="1154" w:type="dxa"/>
           </w:tcPr>
-          <w:p/>
+          <w:p>
+            <w:r>
+              <w:t>0.5597</w:t>
+            </w:r>
+          </w:p>
         </w:tc>
         <w:tc>
           <w:tcPr>
             <w:tcW w:w="1545" w:type="dxa"/>
           </w:tcPr>
-          <w:p/>
+          <w:p>
+            <w:r>
+              <w:t>+34.20</w:t>
+            </w:r>
+          </w:p>
         </w:tc>
         <w:tc>
           <w:tcPr>
             <w:tcW w:w="2060" w:type="dxa"/>
           </w:tcPr>
-          <w:p/>
+          <w:p>
+            <w:r>
+              <w:t>+11.21</w:t>
+            </w:r>
+          </w:p>
         </w:tc>
       </w:tr>
       <w:tr>
@@ -4201,55 +5171,91 @@
           <w:tcPr>
             <w:tcW w:w="1283" w:type="dxa"/>
           </w:tcPr>
-          <w:p/>
+          <w:p>
+            <w:r>
+              <w:t>77.91</w:t>
+            </w:r>
+          </w:p>
         </w:tc>
         <w:tc>
           <w:tcPr>
             <w:tcW w:w="1183" w:type="dxa"/>
           </w:tcPr>
-          <w:p/>
+          <w:p>
+            <w:r>
+              <w:t>6.90</w:t>
+            </w:r>
+          </w:p>
         </w:tc>
         <w:tc>
           <w:tcPr>
             <w:tcW w:w="1207" w:type="dxa"/>
           </w:tcPr>
-          <w:p/>
+          <w:p>
+            <w:r>
+              <w:t>6.30</w:t>
+            </w:r>
+          </w:p>
         </w:tc>
         <w:tc>
           <w:tcPr>
             <w:tcW w:w="1240" w:type="dxa"/>
           </w:tcPr>
-          <w:p/>
-        </w:tc>
-        <w:tc>
-          <w:tcPr>
-            <w:tcW w:w="1390" w:type="dxa"/>
-          </w:tcPr>
-          <w:p/>
-        </w:tc>
-        <w:tc>
-          <w:tcPr>
-            <w:tcW w:w="1390" w:type="dxa"/>
-          </w:tcPr>
-          <w:p/>
+          <w:p>
+            <w:r>
+              <w:t>8.90</w:t>
+            </w:r>
+          </w:p>
+        </w:tc>
+        <w:tc>
+          <w:tcPr>
+            <w:tcW w:w="1390" w:type="dxa"/>
+          </w:tcPr>
+          <w:p>
+            <w:r>
+              <w:t>79,212</w:t>
+            </w:r>
+          </w:p>
+        </w:tc>
+        <w:tc>
+          <w:tcPr>
+            <w:tcW w:w="1390" w:type="dxa"/>
+          </w:tcPr>
+          <w:p>
+            <w:r>
+              <w:t>111,854</w:t>
+            </w:r>
+          </w:p>
         </w:tc>
         <w:tc>
           <w:tcPr>
             <w:tcW w:w="1154" w:type="dxa"/>
           </w:tcPr>
-          <w:p/>
+          <w:p>
+            <w:r>
+              <w:t>0.7644</w:t>
+            </w:r>
+          </w:p>
         </w:tc>
         <w:tc>
           <w:tcPr>
             <w:tcW w:w="1545" w:type="dxa"/>
           </w:tcPr>
-          <w:p/>
+          <w:p>
+            <w:r>
+              <w:t>+43.27</w:t>
+            </w:r>
+          </w:p>
         </w:tc>
         <w:tc>
           <w:tcPr>
             <w:tcW w:w="2060" w:type="dxa"/>
           </w:tcPr>
-          <w:p/>
+          <w:p>
+            <w:r>
+              <w:t>+14.07</w:t>
+            </w:r>
+          </w:p>
         </w:tc>
       </w:tr>
       <w:tr>
@@ -4267,55 +5273,91 @@
           <w:tcPr>
             <w:tcW w:w="1283" w:type="dxa"/>
           </w:tcPr>
-          <w:p/>
+          <w:p>
+            <w:r>
+              <w:t>74.82</w:t>
+            </w:r>
+          </w:p>
         </w:tc>
         <w:tc>
           <w:tcPr>
             <w:tcW w:w="1183" w:type="dxa"/>
           </w:tcPr>
-          <w:p/>
+          <w:p>
+            <w:r>
+              <w:t>7.85</w:t>
+            </w:r>
+          </w:p>
         </w:tc>
         <w:tc>
           <w:tcPr>
             <w:tcW w:w="1207" w:type="dxa"/>
           </w:tcPr>
-          <w:p/>
+          <w:p>
+            <w:r>
+              <w:t>7.41</w:t>
+            </w:r>
+          </w:p>
         </w:tc>
         <w:tc>
           <w:tcPr>
             <w:tcW w:w="1240" w:type="dxa"/>
           </w:tcPr>
-          <w:p/>
-        </w:tc>
-        <w:tc>
-          <w:tcPr>
-            <w:tcW w:w="1390" w:type="dxa"/>
-          </w:tcPr>
-          <w:p/>
-        </w:tc>
-        <w:tc>
-          <w:tcPr>
-            <w:tcW w:w="1390" w:type="dxa"/>
-          </w:tcPr>
-          <w:p/>
+          <w:p>
+            <w:r>
+              <w:t>9.91</w:t>
+            </w:r>
+          </w:p>
+        </w:tc>
+        <w:tc>
+          <w:tcPr>
+            <w:tcW w:w="1390" w:type="dxa"/>
+          </w:tcPr>
+          <w:p>
+            <w:r>
+              <w:t>93,197</w:t>
+            </w:r>
+          </w:p>
+        </w:tc>
+        <w:tc>
+          <w:tcPr>
+            <w:tcW w:w="1390" w:type="dxa"/>
+          </w:tcPr>
+          <w:p>
+            <w:r>
+              <w:t>124,660</w:t>
+            </w:r>
+          </w:p>
         </w:tc>
         <w:tc>
           <w:tcPr>
             <w:tcW w:w="1154" w:type="dxa"/>
           </w:tcPr>
-          <w:p/>
+          <w:p>
+            <w:r>
+              <w:t>0.7074</w:t>
+            </w:r>
+          </w:p>
         </w:tc>
         <w:tc>
           <w:tcPr>
             <w:tcW w:w="1545" w:type="dxa"/>
           </w:tcPr>
-          <w:p/>
+          <w:p>
+            <w:r>
+              <w:t>+40.18</w:t>
+            </w:r>
+          </w:p>
         </w:tc>
         <w:tc>
           <w:tcPr>
             <w:tcW w:w="2060" w:type="dxa"/>
           </w:tcPr>
-          <w:p/>
+          <w:p>
+            <w:r>
+              <w:t>+13.11</w:t>
+            </w:r>
+          </w:p>
         </w:tc>
       </w:tr>
     </w:tbl>
@@ -4805,55 +5847,91 @@
           <w:tcPr>
             <w:tcW w:w="1283" w:type="dxa"/>
           </w:tcPr>
-          <w:p/>
+          <w:p>
+            <w:r>
+              <w:t>73.68</w:t>
+            </w:r>
+          </w:p>
         </w:tc>
         <w:tc>
           <w:tcPr>
             <w:tcW w:w="1183" w:type="dxa"/>
           </w:tcPr>
-          <w:p/>
+          <w:p>
+            <w:r>
+              <w:t>8.14</w:t>
+            </w:r>
+          </w:p>
         </w:tc>
         <w:tc>
           <w:tcPr>
             <w:tcW w:w="1207" w:type="dxa"/>
           </w:tcPr>
-          <w:p/>
+          <w:p>
+            <w:r>
+              <w:t>7.83</w:t>
+            </w:r>
+          </w:p>
         </w:tc>
         <w:tc>
           <w:tcPr>
             <w:tcW w:w="1240" w:type="dxa"/>
           </w:tcPr>
-          <w:p/>
-        </w:tc>
-        <w:tc>
-          <w:tcPr>
-            <w:tcW w:w="1390" w:type="dxa"/>
-          </w:tcPr>
-          <w:p/>
-        </w:tc>
-        <w:tc>
-          <w:tcPr>
-            <w:tcW w:w="1390" w:type="dxa"/>
-          </w:tcPr>
-          <w:p/>
+          <w:p>
+            <w:r>
+              <w:t>10.35</w:t>
+            </w:r>
+          </w:p>
+        </w:tc>
+        <w:tc>
+          <w:tcPr>
+            <w:tcW w:w="1390" w:type="dxa"/>
+          </w:tcPr>
+          <w:p>
+            <w:r>
+              <w:t>98,390</w:t>
+            </w:r>
+          </w:p>
+        </w:tc>
+        <w:tc>
+          <w:tcPr>
+            <w:tcW w:w="1390" w:type="dxa"/>
+          </w:tcPr>
+          <w:p>
+            <w:r>
+              <w:t>130,187</w:t>
+            </w:r>
+          </w:p>
         </w:tc>
         <w:tc>
           <w:tcPr>
             <w:tcW w:w="1154" w:type="dxa"/>
           </w:tcPr>
-          <w:p/>
+          <w:p>
+            <w:r>
+              <w:t>0.6808</w:t>
+            </w:r>
+          </w:p>
         </w:tc>
         <w:tc>
           <w:tcPr>
             <w:tcW w:w="1545" w:type="dxa"/>
           </w:tcPr>
-          <w:p/>
+          <w:p>
+            <w:r>
+              <w:t>+39.04</w:t>
+            </w:r>
+          </w:p>
         </w:tc>
         <w:tc>
           <w:tcPr>
             <w:tcW w:w="2060" w:type="dxa"/>
           </w:tcPr>
-          <w:p/>
+          <w:p>
+            <w:r>
+              <w:t>+12.83</w:t>
+            </w:r>
+          </w:p>
         </w:tc>
       </w:tr>
       <w:tr>
@@ -4862,66 +5940,100 @@
             <w:tcW w:w="1496" w:type="dxa"/>
           </w:tcPr>
           <w:p>
-            <w:proofErr w:type="spellStart"/>
             <w:r>
               <w:t>Autoformer</w:t>
             </w:r>
-            <w:proofErr w:type="spellEnd"/>
           </w:p>
         </w:tc>
         <w:tc>
           <w:tcPr>
             <w:tcW w:w="1283" w:type="dxa"/>
           </w:tcPr>
-          <w:p/>
+          <w:p>
+            <w:r>
+              <w:t>76.52</w:t>
+            </w:r>
+          </w:p>
         </w:tc>
         <w:tc>
           <w:tcPr>
             <w:tcW w:w="1183" w:type="dxa"/>
           </w:tcPr>
-          <w:p/>
+          <w:p>
+            <w:r>
+              <w:t>7.23</w:t>
+            </w:r>
+          </w:p>
         </w:tc>
         <w:tc>
           <w:tcPr>
             <w:tcW w:w="1207" w:type="dxa"/>
           </w:tcPr>
-          <w:p/>
+          <w:p>
+            <w:r>
+              <w:t>6.67</w:t>
+            </w:r>
+          </w:p>
         </w:tc>
         <w:tc>
           <w:tcPr>
             <w:tcW w:w="1240" w:type="dxa"/>
           </w:tcPr>
-          <w:p/>
-        </w:tc>
-        <w:tc>
-          <w:tcPr>
-            <w:tcW w:w="1390" w:type="dxa"/>
-          </w:tcPr>
-          <w:p/>
-        </w:tc>
-        <w:tc>
-          <w:tcPr>
-            <w:tcW w:w="1390" w:type="dxa"/>
-          </w:tcPr>
-          <w:p/>
+          <w:p>
+            <w:r>
+              <w:t>9.58</w:t>
+            </w:r>
+          </w:p>
+        </w:tc>
+        <w:tc>
+          <w:tcPr>
+            <w:tcW w:w="1390" w:type="dxa"/>
+          </w:tcPr>
+          <w:p>
+            <w:r>
+              <w:t>83,827</w:t>
+            </w:r>
+          </w:p>
+        </w:tc>
+        <w:tc>
+          <w:tcPr>
+            <w:tcW w:w="1390" w:type="dxa"/>
+          </w:tcPr>
+          <w:p>
+            <w:r>
+              <w:t>120,443</w:t>
+            </w:r>
+          </w:p>
         </w:tc>
         <w:tc>
           <w:tcPr>
             <w:tcW w:w="1154" w:type="dxa"/>
           </w:tcPr>
-          <w:p/>
+          <w:p>
+            <w:r>
+              <w:t>0.7268</w:t>
+            </w:r>
+          </w:p>
         </w:tc>
         <w:tc>
           <w:tcPr>
             <w:tcW w:w="1545" w:type="dxa"/>
           </w:tcPr>
-          <w:p/>
+          <w:p>
+            <w:r>
+              <w:t>+41.88</w:t>
+            </w:r>
+          </w:p>
         </w:tc>
         <w:tc>
           <w:tcPr>
             <w:tcW w:w="2060" w:type="dxa"/>
           </w:tcPr>
-          <w:p/>
+          <w:p>
+            <w:r>
+              <w:t>+13.74</w:t>
+            </w:r>
+          </w:p>
         </w:tc>
       </w:tr>
       <w:tr>
@@ -4939,55 +6051,91 @@
           <w:tcPr>
             <w:tcW w:w="1283" w:type="dxa"/>
           </w:tcPr>
-          <w:p/>
+          <w:p>
+            <w:r>
+              <w:t>78.70</w:t>
+            </w:r>
+          </w:p>
         </w:tc>
         <w:tc>
           <w:tcPr>
             <w:tcW w:w="1183" w:type="dxa"/>
           </w:tcPr>
-          <w:p/>
+          <w:p>
+            <w:r>
+              <w:t>6.63</w:t>
+            </w:r>
+          </w:p>
         </w:tc>
         <w:tc>
           <w:tcPr>
             <w:tcW w:w="1207" w:type="dxa"/>
           </w:tcPr>
-          <w:p/>
+          <w:p>
+            <w:r>
+              <w:t>5.61</w:t>
+            </w:r>
+          </w:p>
         </w:tc>
         <w:tc>
           <w:tcPr>
             <w:tcW w:w="1240" w:type="dxa"/>
           </w:tcPr>
-          <w:p/>
-        </w:tc>
-        <w:tc>
-          <w:tcPr>
-            <w:tcW w:w="1390" w:type="dxa"/>
-          </w:tcPr>
-          <w:p/>
-        </w:tc>
-        <w:tc>
-          <w:tcPr>
-            <w:tcW w:w="1390" w:type="dxa"/>
-          </w:tcPr>
-          <w:p/>
+          <w:p>
+            <w:r>
+              <w:t>9.07</w:t>
+            </w:r>
+          </w:p>
+        </w:tc>
+        <w:tc>
+          <w:tcPr>
+            <w:tcW w:w="1390" w:type="dxa"/>
+          </w:tcPr>
+          <w:p>
+            <w:r>
+              <w:t>70,558</w:t>
+            </w:r>
+          </w:p>
+        </w:tc>
+        <w:tc>
+          <w:tcPr>
+            <w:tcW w:w="1390" w:type="dxa"/>
+          </w:tcPr>
+          <w:p>
+            <w:r>
+              <w:t>113,992</w:t>
+            </w:r>
+          </w:p>
         </w:tc>
         <w:tc>
           <w:tcPr>
             <w:tcW w:w="1154" w:type="dxa"/>
           </w:tcPr>
-          <w:p/>
+          <w:p>
+            <w:r>
+              <w:t>0.7553</w:t>
+            </w:r>
+          </w:p>
         </w:tc>
         <w:tc>
           <w:tcPr>
             <w:tcW w:w="1545" w:type="dxa"/>
           </w:tcPr>
-          <w:p/>
+          <w:p>
+            <w:r>
+              <w:t>+44.06</w:t>
+            </w:r>
+          </w:p>
         </w:tc>
         <w:tc>
           <w:tcPr>
             <w:tcW w:w="2060" w:type="dxa"/>
           </w:tcPr>
-          <w:p/>
+          <w:p>
+            <w:r>
+              <w:t>+14.34</w:t>
+            </w:r>
+          </w:p>
         </w:tc>
       </w:tr>
       <w:tr>
@@ -5005,55 +6153,91 @@
           <w:tcPr>
             <w:tcW w:w="1283" w:type="dxa"/>
           </w:tcPr>
-          <w:p/>
+          <w:p>
+            <w:r>
+              <w:t>75.56</w:t>
+            </w:r>
+          </w:p>
         </w:tc>
         <w:tc>
           <w:tcPr>
             <w:tcW w:w="1183" w:type="dxa"/>
           </w:tcPr>
-          <w:p/>
+          <w:p>
+            <w:r>
+              <w:t>7.64</w:t>
+            </w:r>
+          </w:p>
         </w:tc>
         <w:tc>
           <w:tcPr>
             <w:tcW w:w="1207" w:type="dxa"/>
           </w:tcPr>
-          <w:p/>
+          <w:p>
+            <w:r>
+              <w:t>7.23</w:t>
+            </w:r>
+          </w:p>
         </w:tc>
         <w:tc>
           <w:tcPr>
             <w:tcW w:w="1240" w:type="dxa"/>
           </w:tcPr>
-          <w:p/>
-        </w:tc>
-        <w:tc>
-          <w:tcPr>
-            <w:tcW w:w="1390" w:type="dxa"/>
-          </w:tcPr>
-          <w:p/>
-        </w:tc>
-        <w:tc>
-          <w:tcPr>
-            <w:tcW w:w="1390" w:type="dxa"/>
-          </w:tcPr>
-          <w:p/>
+          <w:p>
+            <w:r>
+              <w:t>9.56</w:t>
+            </w:r>
+          </w:p>
+        </w:tc>
+        <w:tc>
+          <w:tcPr>
+            <w:tcW w:w="1390" w:type="dxa"/>
+          </w:tcPr>
+          <w:p>
+            <w:r>
+              <w:t>90,946</w:t>
+            </w:r>
+          </w:p>
+        </w:tc>
+        <w:tc>
+          <w:tcPr>
+            <w:tcW w:w="1390" w:type="dxa"/>
+          </w:tcPr>
+          <w:p>
+            <w:r>
+              <w:t>120,217</w:t>
+            </w:r>
+          </w:p>
         </w:tc>
         <w:tc>
           <w:tcPr>
             <w:tcW w:w="1154" w:type="dxa"/>
           </w:tcPr>
-          <w:p/>
+          <w:p>
+            <w:r>
+              <w:t>0.7279</w:t>
+            </w:r>
+          </w:p>
         </w:tc>
         <w:tc>
           <w:tcPr>
             <w:tcW w:w="1545" w:type="dxa"/>
           </w:tcPr>
-          <w:p/>
+          <w:p>
+            <w:r>
+              <w:t>+40.92</w:t>
+            </w:r>
+          </w:p>
         </w:tc>
         <w:tc>
           <w:tcPr>
             <w:tcW w:w="2060" w:type="dxa"/>
           </w:tcPr>
-          <w:p/>
+          <w:p>
+            <w:r>
+              <w:t>+13.32</w:t>
+            </w:r>
+          </w:p>
         </w:tc>
       </w:tr>
       <w:tr>
@@ -5071,55 +6255,91 @@
           <w:tcPr>
             <w:tcW w:w="1283" w:type="dxa"/>
           </w:tcPr>
-          <w:p/>
+          <w:p>
+            <w:r>
+              <w:t>79.08</w:t>
+            </w:r>
+          </w:p>
         </w:tc>
         <w:tc>
           <w:tcPr>
             <w:tcW w:w="1183" w:type="dxa"/>
           </w:tcPr>
-          <w:p/>
+          <w:p>
+            <w:r>
+              <w:t>6.43</w:t>
+            </w:r>
+          </w:p>
         </w:tc>
         <w:tc>
           <w:tcPr>
             <w:tcW w:w="1207" w:type="dxa"/>
           </w:tcPr>
-          <w:p/>
+          <w:p>
+            <w:r>
+              <w:t>5.79</w:t>
+            </w:r>
+          </w:p>
         </w:tc>
         <w:tc>
           <w:tcPr>
             <w:tcW w:w="1240" w:type="dxa"/>
           </w:tcPr>
-          <w:p/>
-        </w:tc>
-        <w:tc>
-          <w:tcPr>
-            <w:tcW w:w="1390" w:type="dxa"/>
-          </w:tcPr>
-          <w:p/>
-        </w:tc>
-        <w:tc>
-          <w:tcPr>
-            <w:tcW w:w="1390" w:type="dxa"/>
-          </w:tcPr>
-          <w:p/>
+          <w:p>
+            <w:r>
+              <w:t>8.70</w:t>
+            </w:r>
+          </w:p>
+        </w:tc>
+        <w:tc>
+          <w:tcPr>
+            <w:tcW w:w="1390" w:type="dxa"/>
+          </w:tcPr>
+          <w:p>
+            <w:r>
+              <w:t>72,755</w:t>
+            </w:r>
+          </w:p>
+        </w:tc>
+        <w:tc>
+          <w:tcPr>
+            <w:tcW w:w="1390" w:type="dxa"/>
+          </w:tcPr>
+          <w:p>
+            <w:r>
+              <w:t>109,406</w:t>
+            </w:r>
+          </w:p>
         </w:tc>
         <w:tc>
           <w:tcPr>
             <w:tcW w:w="1154" w:type="dxa"/>
           </w:tcPr>
-          <w:p/>
+          <w:p>
+            <w:r>
+              <w:t>0.7746</w:t>
+            </w:r>
+          </w:p>
         </w:tc>
         <w:tc>
           <w:tcPr>
             <w:tcW w:w="1545" w:type="dxa"/>
           </w:tcPr>
-          <w:p/>
+          <w:p>
+            <w:r>
+              <w:t>+44.44</w:t>
+            </w:r>
+          </w:p>
         </w:tc>
         <w:tc>
           <w:tcPr>
             <w:tcW w:w="2060" w:type="dxa"/>
           </w:tcPr>
-          <w:p/>
+          <w:p>
+            <w:r>
+              <w:t>+14.54</w:t>
+            </w:r>
+          </w:p>
         </w:tc>
       </w:tr>
     </w:tbl>
@@ -5610,55 +6830,91 @@
           <w:tcPr>
             <w:tcW w:w="1283" w:type="dxa"/>
           </w:tcPr>
-          <w:p/>
+          <w:p>
+            <w:r>
+              <w:t>75.98</w:t>
+            </w:r>
+          </w:p>
         </w:tc>
         <w:tc>
           <w:tcPr>
             <w:tcW w:w="1183" w:type="dxa"/>
           </w:tcPr>
-          <w:p/>
+          <w:p>
+            <w:r>
+              <w:t>7.57</w:t>
+            </w:r>
+          </w:p>
         </w:tc>
         <w:tc>
           <w:tcPr>
             <w:tcW w:w="1207" w:type="dxa"/>
           </w:tcPr>
-          <w:p/>
+          <w:p>
+            <w:r>
+              <w:t>7.10</w:t>
+            </w:r>
+          </w:p>
         </w:tc>
         <w:tc>
           <w:tcPr>
             <w:tcW w:w="1240" w:type="dxa"/>
           </w:tcPr>
-          <w:p/>
-        </w:tc>
-        <w:tc>
-          <w:tcPr>
-            <w:tcW w:w="1390" w:type="dxa"/>
-          </w:tcPr>
-          <w:p/>
-        </w:tc>
-        <w:tc>
-          <w:tcPr>
-            <w:tcW w:w="1390" w:type="dxa"/>
-          </w:tcPr>
-          <w:p/>
+          <w:p>
+            <w:r>
+              <w:t>9.35</w:t>
+            </w:r>
+          </w:p>
+        </w:tc>
+        <w:tc>
+          <w:tcPr>
+            <w:tcW w:w="1390" w:type="dxa"/>
+          </w:tcPr>
+          <w:p>
+            <w:r>
+              <w:t>89,178</w:t>
+            </w:r>
+          </w:p>
+        </w:tc>
+        <w:tc>
+          <w:tcPr>
+            <w:tcW w:w="1390" w:type="dxa"/>
+          </w:tcPr>
+          <w:p>
+            <w:r>
+              <w:t>117,356</w:t>
+            </w:r>
+          </w:p>
         </w:tc>
         <w:tc>
           <w:tcPr>
             <w:tcW w:w="1154" w:type="dxa"/>
           </w:tcPr>
-          <w:p/>
+          <w:p>
+            <w:r>
+              <w:t>0.7372</w:t>
+            </w:r>
+          </w:p>
         </w:tc>
         <w:tc>
           <w:tcPr>
             <w:tcW w:w="1545" w:type="dxa"/>
           </w:tcPr>
-          <w:p/>
+          <w:p>
+            <w:r>
+              <w:t>+40.99</w:t>
+            </w:r>
+          </w:p>
         </w:tc>
         <w:tc>
           <w:tcPr>
             <w:tcW w:w="2060" w:type="dxa"/>
           </w:tcPr>
-          <w:p/>
+          <w:p>
+            <w:r>
+              <w:t>+13.30</w:t>
+            </w:r>
+          </w:p>
         </w:tc>
       </w:tr>
       <w:tr>
@@ -5676,55 +6932,91 @@
           <w:tcPr>
             <w:tcW w:w="1283" w:type="dxa"/>
           </w:tcPr>
-          <w:p/>
+          <w:p>
+            <w:r>
+              <w:t>77.09</w:t>
+            </w:r>
+          </w:p>
         </w:tc>
         <w:tc>
           <w:tcPr>
             <w:tcW w:w="1183" w:type="dxa"/>
           </w:tcPr>
-          <w:p/>
+          <w:p>
+            <w:r>
+              <w:t>7.26</w:t>
+            </w:r>
+          </w:p>
         </w:tc>
         <w:tc>
           <w:tcPr>
             <w:tcW w:w="1207" w:type="dxa"/>
           </w:tcPr>
-          <w:p/>
+          <w:p>
+            <w:r>
+              <w:t>6.51</w:t>
+            </w:r>
+          </w:p>
         </w:tc>
         <w:tc>
           <w:tcPr>
             <w:tcW w:w="1240" w:type="dxa"/>
           </w:tcPr>
-          <w:p/>
-        </w:tc>
-        <w:tc>
-          <w:tcPr>
-            <w:tcW w:w="1390" w:type="dxa"/>
-          </w:tcPr>
-          <w:p/>
-        </w:tc>
-        <w:tc>
-          <w:tcPr>
-            <w:tcW w:w="1390" w:type="dxa"/>
-          </w:tcPr>
-          <w:p/>
+          <w:p>
+            <w:r>
+              <w:t>9.14</w:t>
+            </w:r>
+          </w:p>
+        </w:tc>
+        <w:tc>
+          <w:tcPr>
+            <w:tcW w:w="1390" w:type="dxa"/>
+          </w:tcPr>
+          <w:p>
+            <w:r>
+              <w:t>81,724</w:t>
+            </w:r>
+          </w:p>
+        </w:tc>
+        <w:tc>
+          <w:tcPr>
+            <w:tcW w:w="1390" w:type="dxa"/>
+          </w:tcPr>
+          <w:p>
+            <w:r>
+              <w:t>114,775</w:t>
+            </w:r>
+          </w:p>
         </w:tc>
         <w:tc>
           <w:tcPr>
             <w:tcW w:w="1154" w:type="dxa"/>
           </w:tcPr>
-          <w:p/>
+          <w:p>
+            <w:r>
+              <w:t>0.7487</w:t>
+            </w:r>
+          </w:p>
         </w:tc>
         <w:tc>
           <w:tcPr>
             <w:tcW w:w="1545" w:type="dxa"/>
           </w:tcPr>
-          <w:p/>
+          <w:p>
+            <w:r>
+              <w:t>+42.10</w:t>
+            </w:r>
+          </w:p>
         </w:tc>
         <w:tc>
           <w:tcPr>
             <w:tcW w:w="2060" w:type="dxa"/>
           </w:tcPr>
-          <w:p/>
+          <w:p>
+            <w:r>
+              <w:t>+13.61</w:t>
+            </w:r>
+          </w:p>
         </w:tc>
       </w:tr>
       <w:tr>
@@ -5742,55 +7034,91 @@
           <w:tcPr>
             <w:tcW w:w="1283" w:type="dxa"/>
           </w:tcPr>
-          <w:p/>
+          <w:p>
+            <w:r>
+              <w:t>74.57</w:t>
+            </w:r>
+          </w:p>
         </w:tc>
         <w:tc>
           <w:tcPr>
             <w:tcW w:w="1183" w:type="dxa"/>
           </w:tcPr>
-          <w:p/>
+          <w:p>
+            <w:r>
+              <w:t>7.90</w:t>
+            </w:r>
+          </w:p>
         </w:tc>
         <w:tc>
           <w:tcPr>
             <w:tcW w:w="1207" w:type="dxa"/>
           </w:tcPr>
-          <w:p/>
+          <w:p>
+            <w:r>
+              <w:t>7.37</w:t>
+            </w:r>
+          </w:p>
         </w:tc>
         <w:tc>
           <w:tcPr>
             <w:tcW w:w="1240" w:type="dxa"/>
           </w:tcPr>
-          <w:p/>
-        </w:tc>
-        <w:tc>
-          <w:tcPr>
-            <w:tcW w:w="1390" w:type="dxa"/>
-          </w:tcPr>
-          <w:p/>
-        </w:tc>
-        <w:tc>
-          <w:tcPr>
-            <w:tcW w:w="1390" w:type="dxa"/>
-          </w:tcPr>
-          <w:p/>
+          <w:p>
+            <w:r>
+              <w:t>10.16</w:t>
+            </w:r>
+          </w:p>
+        </w:tc>
+        <w:tc>
+          <w:tcPr>
+            <w:tcW w:w="1390" w:type="dxa"/>
+          </w:tcPr>
+          <w:p>
+            <w:r>
+              <w:t>92,552</w:t>
+            </w:r>
+          </w:p>
+        </w:tc>
+        <w:tc>
+          <w:tcPr>
+            <w:tcW w:w="1390" w:type="dxa"/>
+          </w:tcPr>
+          <w:p>
+            <w:r>
+              <w:t>127,551</w:t>
+            </w:r>
+          </w:p>
         </w:tc>
         <w:tc>
           <w:tcPr>
             <w:tcW w:w="1154" w:type="dxa"/>
           </w:tcPr>
-          <w:p/>
+          <w:p>
+            <w:r>
+              <w:t>0.6896</w:t>
+            </w:r>
+          </w:p>
         </w:tc>
         <w:tc>
           <w:tcPr>
             <w:tcW w:w="1545" w:type="dxa"/>
           </w:tcPr>
-          <w:p/>
+          <w:p>
+            <w:r>
+              <w:t>+39.58</w:t>
+            </w:r>
+          </w:p>
         </w:tc>
         <w:tc>
           <w:tcPr>
             <w:tcW w:w="2060" w:type="dxa"/>
           </w:tcPr>
-          <w:p/>
+          <w:p>
+            <w:r>
+              <w:t>+12.97</w:t>
+            </w:r>
+          </w:p>
         </w:tc>
       </w:tr>
       <w:tr>
@@ -5808,55 +7136,91 @@
           <w:tcPr>
             <w:tcW w:w="1283" w:type="dxa"/>
           </w:tcPr>
-          <w:p/>
+          <w:p>
+            <w:r>
+              <w:t>74.76</w:t>
+            </w:r>
+          </w:p>
         </w:tc>
         <w:tc>
           <w:tcPr>
             <w:tcW w:w="1183" w:type="dxa"/>
           </w:tcPr>
-          <w:p/>
+          <w:p>
+            <w:r>
+              <w:t>8.09</w:t>
+            </w:r>
+          </w:p>
         </w:tc>
         <w:tc>
           <w:tcPr>
             <w:tcW w:w="1207" w:type="dxa"/>
           </w:tcPr>
-          <w:p/>
+          <w:p>
+            <w:r>
+              <w:t>6.99</w:t>
+            </w:r>
+          </w:p>
         </w:tc>
         <w:tc>
           <w:tcPr>
             <w:tcW w:w="1240" w:type="dxa"/>
           </w:tcPr>
-          <w:p/>
-        </w:tc>
-        <w:tc>
-          <w:tcPr>
-            <w:tcW w:w="1390" w:type="dxa"/>
-          </w:tcPr>
-          <w:p/>
-        </w:tc>
-        <w:tc>
-          <w:tcPr>
-            <w:tcW w:w="1390" w:type="dxa"/>
-          </w:tcPr>
-          <w:p/>
+          <w:p>
+            <w:r>
+              <w:t>10.16</w:t>
+            </w:r>
+          </w:p>
+        </w:tc>
+        <w:tc>
+          <w:tcPr>
+            <w:tcW w:w="1390" w:type="dxa"/>
+          </w:tcPr>
+          <w:p>
+            <w:r>
+              <w:t>87,690</w:t>
+            </w:r>
+          </w:p>
+        </w:tc>
+        <w:tc>
+          <w:tcPr>
+            <w:tcW w:w="1390" w:type="dxa"/>
+          </w:tcPr>
+          <w:p>
+            <w:r>
+              <w:t>127,541</w:t>
+            </w:r>
+          </w:p>
         </w:tc>
         <w:tc>
           <w:tcPr>
             <w:tcW w:w="1154" w:type="dxa"/>
           </w:tcPr>
-          <w:p/>
+          <w:p>
+            <w:r>
+              <w:t>0.6896</w:t>
+            </w:r>
+          </w:p>
         </w:tc>
         <w:tc>
           <w:tcPr>
             <w:tcW w:w="1545" w:type="dxa"/>
           </w:tcPr>
-          <w:p/>
+          <w:p>
+            <w:r>
+              <w:t>+39.77</w:t>
+            </w:r>
+          </w:p>
         </w:tc>
         <w:tc>
           <w:tcPr>
             <w:tcW w:w="2060" w:type="dxa"/>
           </w:tcPr>
-          <w:p/>
+          <w:p>
+            <w:r>
+              <w:t>+12.78</w:t>
+            </w:r>
+          </w:p>
         </w:tc>
       </w:tr>
       <w:tr>
@@ -5874,55 +7238,91 @@
           <w:tcPr>
             <w:tcW w:w="1283" w:type="dxa"/>
           </w:tcPr>
-          <w:p/>
+          <w:p>
+            <w:r>
+              <w:t>73.18</w:t>
+            </w:r>
+          </w:p>
         </w:tc>
         <w:tc>
           <w:tcPr>
             <w:tcW w:w="1183" w:type="dxa"/>
           </w:tcPr>
-          <w:p/>
+          <w:p>
+            <w:r>
+              <w:t>8.52</w:t>
+            </w:r>
+          </w:p>
         </w:tc>
         <w:tc>
           <w:tcPr>
             <w:tcW w:w="1207" w:type="dxa"/>
           </w:tcPr>
-          <w:p/>
+          <w:p>
+            <w:r>
+              <w:t>7.80</w:t>
+            </w:r>
+          </w:p>
         </w:tc>
         <w:tc>
           <w:tcPr>
             <w:tcW w:w="1240" w:type="dxa"/>
           </w:tcPr>
-          <w:p/>
-        </w:tc>
-        <w:tc>
-          <w:tcPr>
-            <w:tcW w:w="1390" w:type="dxa"/>
-          </w:tcPr>
-          <w:p/>
-        </w:tc>
-        <w:tc>
-          <w:tcPr>
-            <w:tcW w:w="1390" w:type="dxa"/>
-          </w:tcPr>
-          <w:p/>
+          <w:p>
+            <w:r>
+              <w:t>10.50</w:t>
+            </w:r>
+          </w:p>
+        </w:tc>
+        <w:tc>
+          <w:tcPr>
+            <w:tcW w:w="1390" w:type="dxa"/>
+          </w:tcPr>
+          <w:p>
+            <w:r>
+              <w:t>97,904</w:t>
+            </w:r>
+          </w:p>
+        </w:tc>
+        <w:tc>
+          <w:tcPr>
+            <w:tcW w:w="1390" w:type="dxa"/>
+          </w:tcPr>
+          <w:p>
+            <w:r>
+              <w:t>131,801</w:t>
+            </w:r>
+          </w:p>
         </w:tc>
         <w:tc>
           <w:tcPr>
             <w:tcW w:w="1154" w:type="dxa"/>
           </w:tcPr>
-          <w:p/>
+          <w:p>
+            <w:r>
+              <w:t>0.6686</w:t>
+            </w:r>
+          </w:p>
         </w:tc>
         <w:tc>
           <w:tcPr>
             <w:tcW w:w="1545" w:type="dxa"/>
           </w:tcPr>
-          <w:p/>
+          <w:p>
+            <w:r>
+              <w:t>+38.19</w:t>
+            </w:r>
+          </w:p>
         </w:tc>
         <w:tc>
           <w:tcPr>
             <w:tcW w:w="2060" w:type="dxa"/>
           </w:tcPr>
-          <w:p/>
+          <w:p>
+            <w:r>
+              <w:t>+12.35</w:t>
+            </w:r>
+          </w:p>
         </w:tc>
       </w:tr>
       <w:tr>
@@ -5940,55 +7340,91 @@
           <w:tcPr>
             <w:tcW w:w="1283" w:type="dxa"/>
           </w:tcPr>
-          <w:p/>
+          <w:p>
+            <w:r>
+              <w:t>75.19</w:t>
+            </w:r>
+          </w:p>
         </w:tc>
         <w:tc>
           <w:tcPr>
             <w:tcW w:w="1183" w:type="dxa"/>
           </w:tcPr>
-          <w:p/>
+          <w:p>
+            <w:r>
+              <w:t>7.82</w:t>
+            </w:r>
+          </w:p>
         </w:tc>
         <w:tc>
           <w:tcPr>
             <w:tcW w:w="1207" w:type="dxa"/>
           </w:tcPr>
-          <w:p/>
+          <w:p>
+            <w:r>
+              <w:t>7.16</w:t>
+            </w:r>
+          </w:p>
         </w:tc>
         <w:tc>
           <w:tcPr>
             <w:tcW w:w="1240" w:type="dxa"/>
           </w:tcPr>
-          <w:p/>
-        </w:tc>
-        <w:tc>
-          <w:tcPr>
-            <w:tcW w:w="1390" w:type="dxa"/>
-          </w:tcPr>
-          <w:p/>
-        </w:tc>
-        <w:tc>
-          <w:tcPr>
-            <w:tcW w:w="1390" w:type="dxa"/>
-          </w:tcPr>
-          <w:p/>
+          <w:p>
+            <w:r>
+              <w:t>9.84</w:t>
+            </w:r>
+          </w:p>
+        </w:tc>
+        <w:tc>
+          <w:tcPr>
+            <w:tcW w:w="1390" w:type="dxa"/>
+          </w:tcPr>
+          <w:p>
+            <w:r>
+              <w:t>89,867</w:t>
+            </w:r>
+          </w:p>
+        </w:tc>
+        <w:tc>
+          <w:tcPr>
+            <w:tcW w:w="1390" w:type="dxa"/>
+          </w:tcPr>
+          <w:p>
+            <w:r>
+              <w:t>123,499</w:t>
+            </w:r>
+          </w:p>
         </w:tc>
         <w:tc>
           <w:tcPr>
             <w:tcW w:w="1154" w:type="dxa"/>
           </w:tcPr>
-          <w:p/>
+          <w:p>
+            <w:r>
+              <w:t>0.7090</w:t>
+            </w:r>
+          </w:p>
         </w:tc>
         <w:tc>
           <w:tcPr>
             <w:tcW w:w="1545" w:type="dxa"/>
           </w:tcPr>
-          <w:p/>
+          <w:p>
+            <w:r>
+              <w:t>+40.20</w:t>
+            </w:r>
+          </w:p>
         </w:tc>
         <w:tc>
           <w:tcPr>
             <w:tcW w:w="2060" w:type="dxa"/>
           </w:tcPr>
-          <w:p/>
+          <w:p>
+            <w:r>
+              <w:t>+13.05</w:t>
+            </w:r>
+          </w:p>
         </w:tc>
       </w:tr>
       <w:tr>
@@ -6006,55 +7442,91 @@
           <w:tcPr>
             <w:tcW w:w="1283" w:type="dxa"/>
           </w:tcPr>
-          <w:p/>
+          <w:p>
+            <w:r>
+              <w:t>75.60</w:t>
+            </w:r>
+          </w:p>
         </w:tc>
         <w:tc>
           <w:tcPr>
             <w:tcW w:w="1183" w:type="dxa"/>
           </w:tcPr>
-          <w:p/>
+          <w:p>
+            <w:r>
+              <w:t>7.71</w:t>
+            </w:r>
+          </w:p>
         </w:tc>
         <w:tc>
           <w:tcPr>
             <w:tcW w:w="1207" w:type="dxa"/>
           </w:tcPr>
-          <w:p/>
+          <w:p>
+            <w:r>
+              <w:t>7.23</w:t>
+            </w:r>
+          </w:p>
         </w:tc>
         <w:tc>
           <w:tcPr>
             <w:tcW w:w="1240" w:type="dxa"/>
           </w:tcPr>
-          <w:p/>
-        </w:tc>
-        <w:tc>
-          <w:tcPr>
-            <w:tcW w:w="1390" w:type="dxa"/>
-          </w:tcPr>
-          <w:p/>
-        </w:tc>
-        <w:tc>
-          <w:tcPr>
-            <w:tcW w:w="1390" w:type="dxa"/>
-          </w:tcPr>
-          <w:p/>
+          <w:p>
+            <w:r>
+              <w:t>9.46</w:t>
+            </w:r>
+          </w:p>
+        </w:tc>
+        <w:tc>
+          <w:tcPr>
+            <w:tcW w:w="1390" w:type="dxa"/>
+          </w:tcPr>
+          <w:p>
+            <w:r>
+              <w:t>90,753</w:t>
+            </w:r>
+          </w:p>
+        </w:tc>
+        <w:tc>
+          <w:tcPr>
+            <w:tcW w:w="1390" w:type="dxa"/>
+          </w:tcPr>
+          <w:p>
+            <w:r>
+              <w:t>118,708</w:t>
+            </w:r>
+          </w:p>
         </w:tc>
         <w:tc>
           <w:tcPr>
             <w:tcW w:w="1154" w:type="dxa"/>
           </w:tcPr>
-          <w:p/>
+          <w:p>
+            <w:r>
+              <w:t>0.7311</w:t>
+            </w:r>
+          </w:p>
         </w:tc>
         <w:tc>
           <w:tcPr>
             <w:tcW w:w="1545" w:type="dxa"/>
           </w:tcPr>
-          <w:p/>
+          <w:p>
+            <w:r>
+              <w:t>+40.61</w:t>
+            </w:r>
+          </w:p>
         </w:tc>
         <w:tc>
           <w:tcPr>
             <w:tcW w:w="2060" w:type="dxa"/>
           </w:tcPr>
-          <w:p/>
+          <w:p>
+            <w:r>
+              <w:t>+13.16</w:t>
+            </w:r>
+          </w:p>
         </w:tc>
       </w:tr>
     </w:tbl>
@@ -6549,55 +8021,91 @@
           <w:tcPr>
             <w:tcW w:w="1283" w:type="dxa"/>
           </w:tcPr>
-          <w:p/>
+          <w:p>
+            <w:r>
+              <w:t>77.04</w:t>
+            </w:r>
+          </w:p>
         </w:tc>
         <w:tc>
           <w:tcPr>
             <w:tcW w:w="1183" w:type="dxa"/>
           </w:tcPr>
-          <w:p/>
+          <w:p>
+            <w:r>
+              <w:t>7.11</w:t>
+            </w:r>
+          </w:p>
         </w:tc>
         <w:tc>
           <w:tcPr>
             <w:tcW w:w="1207" w:type="dxa"/>
           </w:tcPr>
-          <w:p/>
+          <w:p>
+            <w:r>
+              <w:t>6.42</w:t>
+            </w:r>
+          </w:p>
         </w:tc>
         <w:tc>
           <w:tcPr>
             <w:tcW w:w="1240" w:type="dxa"/>
           </w:tcPr>
-          <w:p/>
-        </w:tc>
-        <w:tc>
-          <w:tcPr>
-            <w:tcW w:w="1390" w:type="dxa"/>
-          </w:tcPr>
-          <w:p/>
-        </w:tc>
-        <w:tc>
-          <w:tcPr>
-            <w:tcW w:w="1390" w:type="dxa"/>
-          </w:tcPr>
-          <w:p/>
+          <w:p>
+            <w:r>
+              <w:t>9.43</w:t>
+            </w:r>
+          </w:p>
+        </w:tc>
+        <w:tc>
+          <w:tcPr>
+            <w:tcW w:w="1390" w:type="dxa"/>
+          </w:tcPr>
+          <w:p>
+            <w:r>
+              <w:t>80,632</w:t>
+            </w:r>
+          </w:p>
+        </w:tc>
+        <w:tc>
+          <w:tcPr>
+            <w:tcW w:w="1390" w:type="dxa"/>
+          </w:tcPr>
+          <w:p>
+            <w:r>
+              <w:t>118,366</w:t>
+            </w:r>
+          </w:p>
         </w:tc>
         <w:tc>
           <w:tcPr>
             <w:tcW w:w="1154" w:type="dxa"/>
           </w:tcPr>
-          <w:p/>
+          <w:p>
+            <w:r>
+              <w:t>0.7327</w:t>
+            </w:r>
+          </w:p>
         </w:tc>
         <w:tc>
           <w:tcPr>
             <w:tcW w:w="1545" w:type="dxa"/>
           </w:tcPr>
-          <w:p/>
+          <w:p>
+            <w:r>
+              <w:t>+42.05</w:t>
+            </w:r>
+          </w:p>
         </w:tc>
         <w:tc>
           <w:tcPr>
             <w:tcW w:w="2060" w:type="dxa"/>
           </w:tcPr>
-          <w:p/>
+          <w:p>
+            <w:r>
+              <w:t>+13.76</w:t>
+            </w:r>
+          </w:p>
         </w:tc>
       </w:tr>
       <w:tr>
@@ -6615,55 +8123,91 @@
           <w:tcPr>
             <w:tcW w:w="1283" w:type="dxa"/>
           </w:tcPr>
-          <w:p/>
+          <w:p>
+            <w:r>
+              <w:t>71.48</w:t>
+            </w:r>
+          </w:p>
         </w:tc>
         <w:tc>
           <w:tcPr>
             <w:tcW w:w="1183" w:type="dxa"/>
           </w:tcPr>
-          <w:p/>
+          <w:p>
+            <w:r>
+              <w:t>9.13</w:t>
+            </w:r>
+          </w:p>
         </w:tc>
         <w:tc>
           <w:tcPr>
             <w:tcW w:w="1207" w:type="dxa"/>
           </w:tcPr>
-          <w:p/>
+          <w:p>
+            <w:r>
+              <w:t>8.61</w:t>
+            </w:r>
+          </w:p>
         </w:tc>
         <w:tc>
           <w:tcPr>
             <w:tcW w:w="1240" w:type="dxa"/>
           </w:tcPr>
-          <w:p/>
-        </w:tc>
-        <w:tc>
-          <w:tcPr>
-            <w:tcW w:w="1390" w:type="dxa"/>
-          </w:tcPr>
-          <w:p/>
-        </w:tc>
-        <w:tc>
-          <w:tcPr>
-            <w:tcW w:w="1390" w:type="dxa"/>
-          </w:tcPr>
-          <w:p/>
+          <w:p>
+            <w:r>
+              <w:t>10.78</w:t>
+            </w:r>
+          </w:p>
+        </w:tc>
+        <w:tc>
+          <w:tcPr>
+            <w:tcW w:w="1390" w:type="dxa"/>
+          </w:tcPr>
+          <w:p>
+            <w:r>
+              <w:t>108,140</w:t>
+            </w:r>
+          </w:p>
+        </w:tc>
+        <w:tc>
+          <w:tcPr>
+            <w:tcW w:w="1390" w:type="dxa"/>
+          </w:tcPr>
+          <w:p>
+            <w:r>
+              <w:t>135,315</w:t>
+            </w:r>
+          </w:p>
         </w:tc>
         <w:tc>
           <w:tcPr>
             <w:tcW w:w="1154" w:type="dxa"/>
           </w:tcPr>
-          <w:p/>
+          <w:p>
+            <w:r>
+              <w:t>0.6507</w:t>
+            </w:r>
+          </w:p>
         </w:tc>
         <w:tc>
           <w:tcPr>
             <w:tcW w:w="1545" w:type="dxa"/>
           </w:tcPr>
-          <w:p/>
+          <w:p>
+            <w:r>
+              <w:t>+36.49</w:t>
+            </w:r>
+          </w:p>
         </w:tc>
         <w:tc>
           <w:tcPr>
             <w:tcW w:w="2060" w:type="dxa"/>
           </w:tcPr>
-          <w:p/>
+          <w:p>
+            <w:r>
+              <w:t>+11.74</w:t>
+            </w:r>
+          </w:p>
         </w:tc>
       </w:tr>
       <w:tr>
@@ -6681,55 +8225,91 @@
           <w:tcPr>
             <w:tcW w:w="1283" w:type="dxa"/>
           </w:tcPr>
-          <w:p/>
+          <w:p>
+            <w:r>
+              <w:t>65.82</w:t>
+            </w:r>
+          </w:p>
         </w:tc>
         <w:tc>
           <w:tcPr>
             <w:tcW w:w="1183" w:type="dxa"/>
           </w:tcPr>
-          <w:p/>
+          <w:p>
+            <w:r>
+              <w:t>11.17</w:t>
+            </w:r>
+          </w:p>
         </w:tc>
         <w:tc>
           <w:tcPr>
             <w:tcW w:w="1207" w:type="dxa"/>
           </w:tcPr>
-          <w:p/>
+          <w:p>
+            <w:r>
+              <w:t>10.32</w:t>
+            </w:r>
+          </w:p>
         </w:tc>
         <w:tc>
           <w:tcPr>
             <w:tcW w:w="1240" w:type="dxa"/>
           </w:tcPr>
-          <w:p/>
-        </w:tc>
-        <w:tc>
-          <w:tcPr>
-            <w:tcW w:w="1390" w:type="dxa"/>
-          </w:tcPr>
-          <w:p/>
-        </w:tc>
-        <w:tc>
-          <w:tcPr>
-            <w:tcW w:w="1390" w:type="dxa"/>
-          </w:tcPr>
-          <w:p/>
+          <w:p>
+            <w:r>
+              <w:t>12.69</w:t>
+            </w:r>
+          </w:p>
+        </w:tc>
+        <w:tc>
+          <w:tcPr>
+            <w:tcW w:w="1390" w:type="dxa"/>
+          </w:tcPr>
+          <w:p>
+            <w:r>
+              <w:t>129,538</w:t>
+            </w:r>
+          </w:p>
+        </w:tc>
+        <w:tc>
+          <w:tcPr>
+            <w:tcW w:w="1390" w:type="dxa"/>
+          </w:tcPr>
+          <w:p>
+            <w:r>
+              <w:t>159,300</w:t>
+            </w:r>
+          </w:p>
         </w:tc>
         <w:tc>
           <w:tcPr>
             <w:tcW w:w="1154" w:type="dxa"/>
           </w:tcPr>
-          <w:p/>
+          <w:p>
+            <w:r>
+              <w:t>0.5158</w:t>
+            </w:r>
+          </w:p>
         </w:tc>
         <w:tc>
           <w:tcPr>
             <w:tcW w:w="1545" w:type="dxa"/>
           </w:tcPr>
-          <w:p/>
+          <w:p>
+            <w:r>
+              <w:t>+30.83</w:t>
+            </w:r>
+          </w:p>
         </w:tc>
         <w:tc>
           <w:tcPr>
             <w:tcW w:w="2060" w:type="dxa"/>
           </w:tcPr>
-          <w:p/>
+          <w:p>
+            <w:r>
+              <w:t>+9.70</w:t>
+            </w:r>
+          </w:p>
         </w:tc>
       </w:tr>
       <w:tr>
@@ -6747,55 +8327,91 @@
           <w:tcPr>
             <w:tcW w:w="1283" w:type="dxa"/>
           </w:tcPr>
-          <w:p/>
+          <w:p>
+            <w:r>
+              <w:t>77.76</w:t>
+            </w:r>
+          </w:p>
         </w:tc>
         <w:tc>
           <w:tcPr>
             <w:tcW w:w="1183" w:type="dxa"/>
           </w:tcPr>
-          <w:p/>
+          <w:p>
+            <w:r>
+              <w:t>6.89</w:t>
+            </w:r>
+          </w:p>
         </w:tc>
         <w:tc>
           <w:tcPr>
             <w:tcW w:w="1207" w:type="dxa"/>
           </w:tcPr>
-          <w:p/>
+          <w:p>
+            <w:r>
+              <w:t>6.35</w:t>
+            </w:r>
+          </w:p>
         </w:tc>
         <w:tc>
           <w:tcPr>
             <w:tcW w:w="1240" w:type="dxa"/>
           </w:tcPr>
-          <w:p/>
-        </w:tc>
-        <w:tc>
-          <w:tcPr>
-            <w:tcW w:w="1390" w:type="dxa"/>
-          </w:tcPr>
-          <w:p/>
-        </w:tc>
-        <w:tc>
-          <w:tcPr>
-            <w:tcW w:w="1390" w:type="dxa"/>
-          </w:tcPr>
-          <w:p/>
+          <w:p>
+            <w:r>
+              <w:t>8.99</w:t>
+            </w:r>
+          </w:p>
+        </w:tc>
+        <w:tc>
+          <w:tcPr>
+            <w:tcW w:w="1390" w:type="dxa"/>
+          </w:tcPr>
+          <w:p>
+            <w:r>
+              <w:t>79,754</w:t>
+            </w:r>
+          </w:p>
+        </w:tc>
+        <w:tc>
+          <w:tcPr>
+            <w:tcW w:w="1390" w:type="dxa"/>
+          </w:tcPr>
+          <w:p>
+            <w:r>
+              <w:t>112,846</w:t>
+            </w:r>
+          </w:p>
         </w:tc>
         <w:tc>
           <w:tcPr>
             <w:tcW w:w="1154" w:type="dxa"/>
           </w:tcPr>
-          <w:p/>
+          <w:p>
+            <w:r>
+              <w:t>0.7570</w:t>
+            </w:r>
+          </w:p>
         </w:tc>
         <w:tc>
           <w:tcPr>
             <w:tcW w:w="1545" w:type="dxa"/>
           </w:tcPr>
-          <w:p/>
+          <w:p>
+            <w:r>
+              <w:t>+42.77</w:t>
+            </w:r>
+          </w:p>
         </w:tc>
         <w:tc>
           <w:tcPr>
             <w:tcW w:w="2060" w:type="dxa"/>
           </w:tcPr>
-          <w:p/>
+          <w:p>
+            <w:r>
+              <w:t>+13.98</w:t>
+            </w:r>
+          </w:p>
         </w:tc>
       </w:tr>
       <w:tr>
@@ -6813,55 +8429,91 @@
           <w:tcPr>
             <w:tcW w:w="1283" w:type="dxa"/>
           </w:tcPr>
-          <w:p/>
+          <w:p>
+            <w:r>
+              <w:t>70.47</w:t>
+            </w:r>
+          </w:p>
         </w:tc>
         <w:tc>
           <w:tcPr>
             <w:tcW w:w="1183" w:type="dxa"/>
           </w:tcPr>
-          <w:p/>
+          <w:p>
+            <w:r>
+              <w:t>9.26</w:t>
+            </w:r>
+          </w:p>
         </w:tc>
         <w:tc>
           <w:tcPr>
             <w:tcW w:w="1207" w:type="dxa"/>
           </w:tcPr>
-          <w:p/>
+          <w:p>
+            <w:r>
+              <w:t>8.89</w:t>
+            </w:r>
+          </w:p>
         </w:tc>
         <w:tc>
           <w:tcPr>
             <w:tcW w:w="1240" w:type="dxa"/>
           </w:tcPr>
-          <w:p/>
-        </w:tc>
-        <w:tc>
-          <w:tcPr>
-            <w:tcW w:w="1390" w:type="dxa"/>
-          </w:tcPr>
-          <w:p/>
-        </w:tc>
-        <w:tc>
-          <w:tcPr>
-            <w:tcW w:w="1390" w:type="dxa"/>
-          </w:tcPr>
-          <w:p/>
+          <w:p>
+            <w:r>
+              <w:t>11.37</w:t>
+            </w:r>
+          </w:p>
+        </w:tc>
+        <w:tc>
+          <w:tcPr>
+            <w:tcW w:w="1390" w:type="dxa"/>
+          </w:tcPr>
+          <w:p>
+            <w:r>
+              <w:t>111,634</w:t>
+            </w:r>
+          </w:p>
+        </w:tc>
+        <w:tc>
+          <w:tcPr>
+            <w:tcW w:w="1390" w:type="dxa"/>
+          </w:tcPr>
+          <w:p>
+            <w:r>
+              <w:t>142,788</w:t>
+            </w:r>
+          </w:p>
         </w:tc>
         <w:tc>
           <w:tcPr>
             <w:tcW w:w="1154" w:type="dxa"/>
           </w:tcPr>
-          <w:p/>
+          <w:p>
+            <w:r>
+              <w:t>0.6110</w:t>
+            </w:r>
+          </w:p>
         </w:tc>
         <w:tc>
           <w:tcPr>
             <w:tcW w:w="1545" w:type="dxa"/>
           </w:tcPr>
-          <w:p/>
+          <w:p>
+            <w:r>
+              <w:t>+35.48</w:t>
+            </w:r>
+          </w:p>
         </w:tc>
         <w:tc>
           <w:tcPr>
             <w:tcW w:w="2060" w:type="dxa"/>
           </w:tcPr>
-          <w:p/>
+          <w:p>
+            <w:r>
+              <w:t>+11.61</w:t>
+            </w:r>
+          </w:p>
         </w:tc>
       </w:tr>
     </w:tbl>
@@ -7351,55 +9003,91 @@
           <w:tcPr>
             <w:tcW w:w="1283" w:type="dxa"/>
           </w:tcPr>
-          <w:p/>
+          <w:p>
+            <w:r>
+              <w:t>77.48</w:t>
+            </w:r>
+          </w:p>
         </w:tc>
         <w:tc>
           <w:tcPr>
             <w:tcW w:w="1183" w:type="dxa"/>
           </w:tcPr>
-          <w:p/>
+          <w:p>
+            <w:r>
+              <w:t>6.94</w:t>
+            </w:r>
+          </w:p>
         </w:tc>
         <w:tc>
           <w:tcPr>
             <w:tcW w:w="1207" w:type="dxa"/>
           </w:tcPr>
-          <w:p/>
+          <w:p>
+            <w:r>
+              <w:t>6.44</w:t>
+            </w:r>
+          </w:p>
         </w:tc>
         <w:tc>
           <w:tcPr>
             <w:tcW w:w="1240" w:type="dxa"/>
           </w:tcPr>
-          <w:p/>
-        </w:tc>
-        <w:tc>
-          <w:tcPr>
-            <w:tcW w:w="1390" w:type="dxa"/>
-          </w:tcPr>
-          <w:p/>
-        </w:tc>
-        <w:tc>
-          <w:tcPr>
-            <w:tcW w:w="1390" w:type="dxa"/>
-          </w:tcPr>
-          <w:p/>
+          <w:p>
+            <w:r>
+              <w:t>9.14</w:t>
+            </w:r>
+          </w:p>
+        </w:tc>
+        <w:tc>
+          <w:tcPr>
+            <w:tcW w:w="1390" w:type="dxa"/>
+          </w:tcPr>
+          <w:p>
+            <w:r>
+              <w:t>80,877</w:t>
+            </w:r>
+          </w:p>
+        </w:tc>
+        <w:tc>
+          <w:tcPr>
+            <w:tcW w:w="1390" w:type="dxa"/>
+          </w:tcPr>
+          <w:p>
+            <w:r>
+              <w:t>114,704</w:t>
+            </w:r>
+          </w:p>
         </w:tc>
         <w:tc>
           <w:tcPr>
             <w:tcW w:w="1154" w:type="dxa"/>
           </w:tcPr>
-          <w:p/>
+          <w:p>
+            <w:r>
+              <w:t>0.7490</w:t>
+            </w:r>
+          </w:p>
         </w:tc>
         <w:tc>
           <w:tcPr>
             <w:tcW w:w="1545" w:type="dxa"/>
           </w:tcPr>
-          <w:p/>
+          <w:p>
+            <w:r>
+              <w:t>+42.49</w:t>
+            </w:r>
+          </w:p>
         </w:tc>
         <w:tc>
           <w:tcPr>
             <w:tcW w:w="2060" w:type="dxa"/>
           </w:tcPr>
-          <w:p/>
+          <w:p>
+            <w:r>
+              <w:t>+13.93</w:t>
+            </w:r>
+          </w:p>
         </w:tc>
       </w:tr>
       <w:tr>
@@ -7408,66 +9096,100 @@
             <w:tcW w:w="1496" w:type="dxa"/>
           </w:tcPr>
           <w:p>
-            <w:proofErr w:type="spellStart"/>
             <w:r>
               <w:t>Autoformer</w:t>
             </w:r>
-            <w:proofErr w:type="spellEnd"/>
           </w:p>
         </w:tc>
         <w:tc>
           <w:tcPr>
             <w:tcW w:w="1283" w:type="dxa"/>
           </w:tcPr>
-          <w:p/>
+          <w:p>
+            <w:r>
+              <w:t>73.59</w:t>
+            </w:r>
+          </w:p>
         </w:tc>
         <w:tc>
           <w:tcPr>
             <w:tcW w:w="1183" w:type="dxa"/>
           </w:tcPr>
-          <w:p/>
+          <w:p>
+            <w:r>
+              <w:t>8.29</w:t>
+            </w:r>
+          </w:p>
         </w:tc>
         <w:tc>
           <w:tcPr>
             <w:tcW w:w="1207" w:type="dxa"/>
           </w:tcPr>
-          <w:p/>
+          <w:p>
+            <w:r>
+              <w:t>7.28</w:t>
+            </w:r>
+          </w:p>
         </w:tc>
         <w:tc>
           <w:tcPr>
             <w:tcW w:w="1240" w:type="dxa"/>
           </w:tcPr>
-          <w:p/>
-        </w:tc>
-        <w:tc>
-          <w:tcPr>
-            <w:tcW w:w="1390" w:type="dxa"/>
-          </w:tcPr>
-          <w:p/>
-        </w:tc>
-        <w:tc>
-          <w:tcPr>
-            <w:tcW w:w="1390" w:type="dxa"/>
-          </w:tcPr>
-          <w:p/>
+          <w:p>
+            <w:r>
+              <w:t>10.84</w:t>
+            </w:r>
+          </w:p>
+        </w:tc>
+        <w:tc>
+          <w:tcPr>
+            <w:tcW w:w="1390" w:type="dxa"/>
+          </w:tcPr>
+          <w:p>
+            <w:r>
+              <w:t>91,410</w:t>
+            </w:r>
+          </w:p>
+        </w:tc>
+        <w:tc>
+          <w:tcPr>
+            <w:tcW w:w="1390" w:type="dxa"/>
+          </w:tcPr>
+          <w:p>
+            <w:r>
+              <w:t>136,047</w:t>
+            </w:r>
+          </w:p>
         </w:tc>
         <w:tc>
           <w:tcPr>
             <w:tcW w:w="1154" w:type="dxa"/>
           </w:tcPr>
-          <w:p/>
+          <w:p>
+            <w:r>
+              <w:t>0.6469</w:t>
+            </w:r>
+          </w:p>
         </w:tc>
         <w:tc>
           <w:tcPr>
             <w:tcW w:w="1545" w:type="dxa"/>
           </w:tcPr>
-          <w:p/>
+          <w:p>
+            <w:r>
+              <w:t>+38.60</w:t>
+            </w:r>
+          </w:p>
         </w:tc>
         <w:tc>
           <w:tcPr>
             <w:tcW w:w="2060" w:type="dxa"/>
           </w:tcPr>
-          <w:p/>
+          <w:p>
+            <w:r>
+              <w:t>+12.58</w:t>
+            </w:r>
+          </w:p>
         </w:tc>
       </w:tr>
       <w:tr>
@@ -7485,55 +9207,91 @@
           <w:tcPr>
             <w:tcW w:w="1283" w:type="dxa"/>
           </w:tcPr>
-          <w:p/>
+          <w:p>
+            <w:r>
+              <w:t>77.17</w:t>
+            </w:r>
+          </w:p>
         </w:tc>
         <w:tc>
           <w:tcPr>
             <w:tcW w:w="1183" w:type="dxa"/>
           </w:tcPr>
-          <w:p/>
+          <w:p>
+            <w:r>
+              <w:t>7.23</w:t>
+            </w:r>
+          </w:p>
         </w:tc>
         <w:tc>
           <w:tcPr>
             <w:tcW w:w="1207" w:type="dxa"/>
           </w:tcPr>
-          <w:p/>
+          <w:p>
+            <w:r>
+              <w:t>5.90</w:t>
+            </w:r>
+          </w:p>
         </w:tc>
         <w:tc>
           <w:tcPr>
             <w:tcW w:w="1240" w:type="dxa"/>
           </w:tcPr>
-          <w:p/>
-        </w:tc>
-        <w:tc>
-          <w:tcPr>
-            <w:tcW w:w="1390" w:type="dxa"/>
-          </w:tcPr>
-          <w:p/>
-        </w:tc>
-        <w:tc>
-          <w:tcPr>
-            <w:tcW w:w="1390" w:type="dxa"/>
-          </w:tcPr>
-          <w:p/>
+          <w:p>
+            <w:r>
+              <w:t>9.70</w:t>
+            </w:r>
+          </w:p>
+        </w:tc>
+        <w:tc>
+          <w:tcPr>
+            <w:tcW w:w="1390" w:type="dxa"/>
+          </w:tcPr>
+          <w:p>
+            <w:r>
+              <w:t>74,075</w:t>
+            </w:r>
+          </w:p>
+        </w:tc>
+        <w:tc>
+          <w:tcPr>
+            <w:tcW w:w="1390" w:type="dxa"/>
+          </w:tcPr>
+          <w:p>
+            <w:r>
+              <w:t>121,771</w:t>
+            </w:r>
+          </w:p>
         </w:tc>
         <w:tc>
           <w:tcPr>
             <w:tcW w:w="1154" w:type="dxa"/>
           </w:tcPr>
-          <w:p/>
+          <w:p>
+            <w:r>
+              <w:t>0.7171</w:t>
+            </w:r>
+          </w:p>
         </w:tc>
         <w:tc>
           <w:tcPr>
             <w:tcW w:w="1545" w:type="dxa"/>
           </w:tcPr>
-          <w:p/>
+          <w:p>
+            <w:r>
+              <w:t>+42.18</w:t>
+            </w:r>
+          </w:p>
         </w:tc>
         <w:tc>
           <w:tcPr>
             <w:tcW w:w="2060" w:type="dxa"/>
           </w:tcPr>
-          <w:p/>
+          <w:p>
+            <w:r>
+              <w:t>+13.64</w:t>
+            </w:r>
+          </w:p>
         </w:tc>
       </w:tr>
       <w:tr>
@@ -7551,55 +9309,91 @@
           <w:tcPr>
             <w:tcW w:w="1283" w:type="dxa"/>
           </w:tcPr>
-          <w:p/>
+          <w:p>
+            <w:r>
+              <w:t>44.69</w:t>
+            </w:r>
+          </w:p>
         </w:tc>
         <w:tc>
           <w:tcPr>
             <w:tcW w:w="1183" w:type="dxa"/>
           </w:tcPr>
-          <w:p/>
+          <w:p>
+            <w:r>
+              <w:t>19.12</w:t>
+            </w:r>
+          </w:p>
         </w:tc>
         <w:tc>
           <w:tcPr>
             <w:tcW w:w="1207" w:type="dxa"/>
           </w:tcPr>
-          <w:p/>
+          <w:p>
+            <w:r>
+              <w:t>17.61</w:t>
+            </w:r>
+          </w:p>
         </w:tc>
         <w:tc>
           <w:tcPr>
             <w:tcW w:w="1240" w:type="dxa"/>
           </w:tcPr>
-          <w:p/>
-        </w:tc>
-        <w:tc>
-          <w:tcPr>
-            <w:tcW w:w="1390" w:type="dxa"/>
-          </w:tcPr>
-          <w:p/>
-        </w:tc>
-        <w:tc>
-          <w:tcPr>
-            <w:tcW w:w="1390" w:type="dxa"/>
-          </w:tcPr>
-          <w:p/>
+          <w:p>
+            <w:r>
+              <w:t>18.58</w:t>
+            </w:r>
+          </w:p>
+        </w:tc>
+        <w:tc>
+          <w:tcPr>
+            <w:tcW w:w="1390" w:type="dxa"/>
+          </w:tcPr>
+          <w:p>
+            <w:r>
+              <w:t>221,096</w:t>
+            </w:r>
+          </w:p>
+        </w:tc>
+        <w:tc>
+          <w:tcPr>
+            <w:tcW w:w="1390" w:type="dxa"/>
+          </w:tcPr>
+          <w:p>
+            <w:r>
+              <w:t>233,248</w:t>
+            </w:r>
+          </w:p>
         </w:tc>
         <w:tc>
           <w:tcPr>
             <w:tcW w:w="1154" w:type="dxa"/>
           </w:tcPr>
-          <w:p/>
+          <w:p>
+            <w:r>
+              <w:t>-0.038</w:t>
+            </w:r>
+          </w:p>
         </w:tc>
         <w:tc>
           <w:tcPr>
             <w:tcW w:w="1545" w:type="dxa"/>
           </w:tcPr>
-          <w:p/>
+          <w:p>
+            <w:r>
+              <w:t>+9.70</w:t>
+            </w:r>
+          </w:p>
         </w:tc>
         <w:tc>
           <w:tcPr>
             <w:tcW w:w="2060" w:type="dxa"/>
           </w:tcPr>
-          <w:p/>
+          <w:p>
+            <w:r>
+              <w:t>+1.75</w:t>
+            </w:r>
+          </w:p>
         </w:tc>
       </w:tr>
       <w:tr>
@@ -7617,55 +9411,91 @@
           <w:tcPr>
             <w:tcW w:w="1283" w:type="dxa"/>
           </w:tcPr>
-          <w:p/>
+          <w:p>
+            <w:r>
+              <w:t>77.39</w:t>
+            </w:r>
+          </w:p>
         </w:tc>
         <w:tc>
           <w:tcPr>
             <w:tcW w:w="1183" w:type="dxa"/>
           </w:tcPr>
-          <w:p/>
+          <w:p>
+            <w:r>
+              <w:t>7.03</w:t>
+            </w:r>
+          </w:p>
         </w:tc>
         <w:tc>
           <w:tcPr>
             <w:tcW w:w="1207" w:type="dxa"/>
           </w:tcPr>
-          <w:p/>
+          <w:p>
+            <w:r>
+              <w:t>6.45</w:t>
+            </w:r>
+          </w:p>
         </w:tc>
         <w:tc>
           <w:tcPr>
             <w:tcW w:w="1240" w:type="dxa"/>
           </w:tcPr>
-          <w:p/>
-        </w:tc>
-        <w:tc>
-          <w:tcPr>
-            <w:tcW w:w="1390" w:type="dxa"/>
-          </w:tcPr>
-          <w:p/>
-        </w:tc>
-        <w:tc>
-          <w:tcPr>
-            <w:tcW w:w="1390" w:type="dxa"/>
-          </w:tcPr>
-          <w:p/>
+          <w:p>
+            <w:r>
+              <w:t>9.13</w:t>
+            </w:r>
+          </w:p>
+        </w:tc>
+        <w:tc>
+          <w:tcPr>
+            <w:tcW w:w="1390" w:type="dxa"/>
+          </w:tcPr>
+          <w:p>
+            <w:r>
+              <w:t>80,920</w:t>
+            </w:r>
+          </w:p>
+        </w:tc>
+        <w:tc>
+          <w:tcPr>
+            <w:tcW w:w="1390" w:type="dxa"/>
+          </w:tcPr>
+          <w:p>
+            <w:r>
+              <w:t>114,649</w:t>
+            </w:r>
+          </w:p>
         </w:tc>
         <w:tc>
           <w:tcPr>
             <w:tcW w:w="1154" w:type="dxa"/>
           </w:tcPr>
-          <w:p/>
+          <w:p>
+            <w:r>
+              <w:t>0.7492</w:t>
+            </w:r>
+          </w:p>
         </w:tc>
         <w:tc>
           <w:tcPr>
             <w:tcW w:w="1545" w:type="dxa"/>
           </w:tcPr>
-          <w:p/>
+          <w:p>
+            <w:r>
+              <w:t>+42.40</w:t>
+            </w:r>
+          </w:p>
         </w:tc>
         <w:tc>
           <w:tcPr>
             <w:tcW w:w="2060" w:type="dxa"/>
           </w:tcPr>
-          <w:p/>
+          <w:p>
+            <w:r>
+              <w:t>+13.84</w:t>
+            </w:r>
+          </w:p>
         </w:tc>
       </w:tr>
     </w:tbl>
